--- a/planning/PAMsim_planner_guide.docx
+++ b/planning/PAMsim_planner_guide.docx
@@ -1315,7 +1315,7 @@
                 <w:sz w:val="19"/>
                 <w:szCs w:val="19"/>
               </w:rPr>
-              <w:t xml:space="preserve">Files are written as &lt;name&gt;_1.sim, &lt;name&gt;_2.sim, ...</w:t>
+              <w:t xml:space="preserve">Name of the simulation: its folder &lt;Output folder&gt;/&lt;name&gt;/ and its files &lt;name&gt;_1.sim, &lt;name&gt;_2.sim, ...</w:t>
             </w:r>
           </w:p>
         </w:tc>
@@ -1619,7 +1619,7 @@
                 <w:sz w:val="19"/>
                 <w:szCs w:val="19"/>
               </w:rPr>
-              <w:t xml:space="preserve">Folder for the files; must exist on the PC that runs PAMsim</w:t>
+              <w:t xml:space="preserve">Main folder; each simulation gets its own subfolder in it (created automatically). Must exist on the PC that runs PAMsim</w:t>
             </w:r>
           </w:p>
         </w:tc>
@@ -7689,7 +7689,59 @@
           <w:sz w:val="21"/>
           <w:szCs w:val="21"/>
         </w:rPr>
-        <w:t xml:space="preserve">Every simulation needs its own file name (or its own folder) - two rows with the same name and folder overwrite each other's files.</w:t>
+        <w:t xml:space="preserve">Each simulation is written into its own folder named after its file name, e.g. </w:t>
+      </w:r>
+      <w:r>
+        <w:rPr>
+          <w:rFonts w:ascii="Consolas" w:cs="Consolas" w:eastAsia="Consolas" w:hAnsi="Consolas"/>
+          <w:sz w:val="19"/>
+          <w:szCs w:val="19"/>
+        </w:rPr>
+        <w:t xml:space="preserve">C:\Sims\Crazy_2\Crazy_2_1.sim</w:t>
+      </w:r>
+      <w:r>
+        <w:rPr>
+          <w:rFonts w:ascii="Arial" w:cs="Arial" w:eastAsia="Arial" w:hAnsi="Arial"/>
+          <w:sz w:val="21"/>
+          <w:szCs w:val="21"/>
+        </w:rPr>
+        <w:t xml:space="preserve"> - the folder is created automatically. Switch this off in PAMsim's Output box (Own folder per simulation) to write all files into the output folder directly.</w:t>
+      </w:r>
+    </w:p>
+    <w:p>
+      <w:pPr>
+        <w:pStyle w:val="ListParagraph"/>
+        <w:numPr>
+          <w:ilvl w:val="0"/>
+          <w:numId w:val="2"/>
+        </w:numPr>
+        <w:spacing w:after="60"/>
+      </w:pPr>
+      <w:r>
+        <w:rPr>
+          <w:rFonts w:ascii="Arial" w:cs="Arial" w:eastAsia="Arial" w:hAnsi="Arial"/>
+          <w:sz w:val="21"/>
+          <w:szCs w:val="21"/>
+        </w:rPr>
+        <w:t xml:space="preserve">Every simulation needs its own file name - two rows with the same name and output folder write into the same folder and overwrite each other's files.</w:t>
+      </w:r>
+    </w:p>
+    <w:p>
+      <w:pPr>
+        <w:pStyle w:val="ListParagraph"/>
+        <w:numPr>
+          <w:ilvl w:val="0"/>
+          <w:numId w:val="2"/>
+        </w:numPr>
+        <w:spacing w:after="60"/>
+      </w:pPr>
+      <w:r>
+        <w:rPr>
+          <w:rFonts w:ascii="Arial" w:cs="Arial" w:eastAsia="Arial" w:hAnsi="Arial"/>
+          <w:sz w:val="21"/>
+          <w:szCs w:val="21"/>
+        </w:rPr>
+        <w:t xml:space="preserve">Characters that Windows does not allow in names (&lt; &gt; : " / \ | ? *) are replaced by _.</w:t>
       </w:r>
     </w:p>
     <w:p>

--- a/planning/PAMsim_planner_guide.docx
+++ b/planning/PAMsim_planner_guide.docx
@@ -908,7 +908,7 @@
           <w:sz w:val="21"/>
           <w:szCs w:val="21"/>
         </w:rPr>
-        <w:t xml:space="preserve">Everything else is optional (defaults in chapter 4). Purpose, Status, Priority and all Results columns are only for your own bookkeeping - PAMsim does not use them.</w:t>
+        <w:t xml:space="preserve">Everything else is optional (defaults in chapter 4). The formulas of the planner use the same defaults for empty cells as PAMsim, so the estimates are right even with empty cells. Purpose, Status, Priority and all Results columns are only for your own bookkeeping - PAMsim does not use them.</w:t>
       </w:r>
     </w:p>
     <w:p>
@@ -3732,7 +3732,20 @@
         <w:pStyle w:val="Heading2"/>
       </w:pPr>
       <w:r>
-        <w:t xml:space="preserve">4.3  Focus and Förster radii</w:t>
+        <w:t xml:space="preserve">4.3  Focus per colour and Förster radii</w:t>
+      </w:r>
+    </w:p>
+    <w:p>
+      <w:pPr>
+        <w:spacing w:after="120"/>
+      </w:pPr>
+      <w:r>
+        <w:rPr>
+          <w:rFonts w:ascii="Arial" w:cs="Arial" w:eastAsia="Arial" w:hAnsi="Arial"/>
+          <w:sz w:val="21"/>
+          <w:szCs w:val="21"/>
+        </w:rPr>
+        <w:t xml:space="preserve">Every colour (laser) has its own focus: its size wr / wz and its position dX / dY / dZ. The expected count rate of each channel is calculated with the focus of that colour, and PAMsim simulates each laser with its own focus. Shifted foci (dX/dY/dZ not 0) reduce the overlap and therefore the cross-correlation amplitude - useful to simulate an imperfectly aligned setup.</w:t>
       </w:r>
     </w:p>
     <w:tbl>
@@ -3941,7 +3954,7 @@
                 <w:sz w:val="19"/>
                 <w:szCs w:val="19"/>
               </w:rPr>
-              <w:t xml:space="preserve">wr</w:t>
+              <w:t xml:space="preserve">wr 1, wr 2, wr 3</w:t>
             </w:r>
           </w:p>
         </w:tc>
@@ -3971,7 +3984,7 @@
                 <w:sz w:val="19"/>
                 <w:szCs w:val="19"/>
               </w:rPr>
-              <w:t xml:space="preserve">Lateral 1/e² radius of the focus (all colours)</w:t>
+              <w:t xml:space="preserve">Lateral 1/e² radius of the focus of colour 1, 2, 3</w:t>
             </w:r>
           </w:p>
         </w:tc>
@@ -4093,7 +4106,7 @@
                 <w:sz w:val="19"/>
                 <w:szCs w:val="19"/>
               </w:rPr>
-              <w:t xml:space="preserve">wz</w:t>
+              <w:t xml:space="preserve">wz 1, wz 2, wz 3</w:t>
             </w:r>
           </w:p>
         </w:tc>
@@ -4123,7 +4136,7 @@
                 <w:sz w:val="19"/>
                 <w:szCs w:val="19"/>
               </w:rPr>
-              <w:t xml:space="preserve">Axial 1/e² radius of the focus (all colours)</w:t>
+              <w:t xml:space="preserve">Axial 1/e² radius of the focus of colour 1, 2, 3</w:t>
             </w:r>
           </w:p>
         </w:tc>
@@ -4245,6 +4258,158 @@
                 <w:sz w:val="19"/>
                 <w:szCs w:val="19"/>
               </w:rPr>
+              <w:t xml:space="preserve">dX, dY, dZ 1/2/3</w:t>
+            </w:r>
+          </w:p>
+        </w:tc>
+        <w:tc>
+          <w:tcPr>
+            <w:tcW w:type="dxa" w:w="3300"/>
+            <w:tcBorders>
+              <w:top w:val="single" w:color="C9CED6" w:sz="4"/>
+              <w:left w:val="single" w:color="C9CED6" w:sz="4"/>
+              <w:bottom w:val="single" w:color="C9CED6" w:sz="4"/>
+              <w:right w:val="single" w:color="C9CED6" w:sz="4"/>
+            </w:tcBorders>
+            <w:shd w:fill="FFFFFF" w:color="auto" w:val="clear"/>
+            <w:tcMar>
+              <w:top w:type="dxa" w:w="50"/>
+              <w:left w:type="dxa" w:w="100"/>
+              <w:bottom w:type="dxa" w:w="50"/>
+              <w:right w:type="dxa" w:w="100"/>
+            </w:tcMar>
+          </w:tcPr>
+          <w:p>
+            <w:r>
+              <w:rPr>
+                <w:rFonts w:ascii="Arial" w:cs="Arial" w:eastAsia="Arial" w:hAnsi="Arial"/>
+                <w:b w:val="false"/>
+                <w:bCs w:val="false"/>
+                <w:sz w:val="19"/>
+                <w:szCs w:val="19"/>
+              </w:rPr>
+              <w:t xml:space="preserve">Shift of the focus of each colour from the box centre</w:t>
+            </w:r>
+          </w:p>
+        </w:tc>
+        <w:tc>
+          <w:tcPr>
+            <w:tcW w:type="dxa" w:w="1100"/>
+            <w:tcBorders>
+              <w:top w:val="single" w:color="C9CED6" w:sz="4"/>
+              <w:left w:val="single" w:color="C9CED6" w:sz="4"/>
+              <w:bottom w:val="single" w:color="C9CED6" w:sz="4"/>
+              <w:right w:val="single" w:color="C9CED6" w:sz="4"/>
+            </w:tcBorders>
+            <w:shd w:fill="FFFFFF" w:color="auto" w:val="clear"/>
+            <w:tcMar>
+              <w:top w:type="dxa" w:w="50"/>
+              <w:left w:type="dxa" w:w="100"/>
+              <w:bottom w:type="dxa" w:w="50"/>
+              <w:right w:type="dxa" w:w="100"/>
+            </w:tcMar>
+          </w:tcPr>
+          <w:p>
+            <w:r>
+              <w:rPr>
+                <w:rFonts w:ascii="Arial" w:cs="Arial" w:eastAsia="Arial" w:hAnsi="Arial"/>
+                <w:b w:val="false"/>
+                <w:bCs w:val="false"/>
+                <w:sz w:val="19"/>
+                <w:szCs w:val="19"/>
+              </w:rPr>
+              <w:t xml:space="preserve">nm</w:t>
+            </w:r>
+          </w:p>
+        </w:tc>
+        <w:tc>
+          <w:tcPr>
+            <w:tcW w:type="dxa" w:w="1300"/>
+            <w:tcBorders>
+              <w:top w:val="single" w:color="C9CED6" w:sz="4"/>
+              <w:left w:val="single" w:color="C9CED6" w:sz="4"/>
+              <w:bottom w:val="single" w:color="C9CED6" w:sz="4"/>
+              <w:right w:val="single" w:color="C9CED6" w:sz="4"/>
+            </w:tcBorders>
+            <w:shd w:fill="FFFFFF" w:color="auto" w:val="clear"/>
+            <w:tcMar>
+              <w:top w:type="dxa" w:w="50"/>
+              <w:left w:type="dxa" w:w="100"/>
+              <w:bottom w:type="dxa" w:w="50"/>
+              <w:right w:type="dxa" w:w="100"/>
+            </w:tcMar>
+          </w:tcPr>
+          <w:p>
+            <w:r>
+              <w:rPr>
+                <w:rFonts w:ascii="Arial" w:cs="Arial" w:eastAsia="Arial" w:hAnsi="Arial"/>
+                <w:b w:val="false"/>
+                <w:bCs w:val="false"/>
+                <w:sz w:val="19"/>
+                <w:szCs w:val="19"/>
+              </w:rPr>
+              <w:t xml:space="preserve">Optional</w:t>
+            </w:r>
+          </w:p>
+        </w:tc>
+        <w:tc>
+          <w:tcPr>
+            <w:tcW w:type="dxa" w:w="1638"/>
+            <w:tcBorders>
+              <w:top w:val="single" w:color="C9CED6" w:sz="4"/>
+              <w:left w:val="single" w:color="C9CED6" w:sz="4"/>
+              <w:bottom w:val="single" w:color="C9CED6" w:sz="4"/>
+              <w:right w:val="single" w:color="C9CED6" w:sz="4"/>
+            </w:tcBorders>
+            <w:shd w:fill="FFFFFF" w:color="auto" w:val="clear"/>
+            <w:tcMar>
+              <w:top w:type="dxa" w:w="50"/>
+              <w:left w:type="dxa" w:w="100"/>
+              <w:bottom w:type="dxa" w:w="50"/>
+              <w:right w:type="dxa" w:w="100"/>
+            </w:tcMar>
+          </w:tcPr>
+          <w:p>
+            <w:r>
+              <w:rPr>
+                <w:rFonts w:ascii="Arial" w:cs="Arial" w:eastAsia="Arial" w:hAnsi="Arial"/>
+                <w:b w:val="false"/>
+                <w:bCs w:val="false"/>
+                <w:sz w:val="19"/>
+                <w:szCs w:val="19"/>
+              </w:rPr>
+              <w:t xml:space="preserve">0 (foci overlap)</w:t>
+            </w:r>
+          </w:p>
+        </w:tc>
+      </w:tr>
+      <w:tr>
+        <w:tc>
+          <w:tcPr>
+            <w:tcW w:type="dxa" w:w="2300"/>
+            <w:tcBorders>
+              <w:top w:val="single" w:color="C9CED6" w:sz="4"/>
+              <w:left w:val="single" w:color="C9CED6" w:sz="4"/>
+              <w:bottom w:val="single" w:color="C9CED6" w:sz="4"/>
+              <w:right w:val="single" w:color="C9CED6" w:sz="4"/>
+            </w:tcBorders>
+            <w:shd w:fill="F7F9FB" w:color="auto" w:val="clear"/>
+            <w:tcMar>
+              <w:top w:type="dxa" w:w="50"/>
+              <w:left w:type="dxa" w:w="100"/>
+              <w:bottom w:type="dxa" w:w="50"/>
+              <w:right w:type="dxa" w:w="100"/>
+            </w:tcMar>
+          </w:tcPr>
+          <w:p>
+            <w:r>
+              <w:rPr>
+                <w:rFonts w:ascii="Arial" w:cs="Arial" w:eastAsia="Arial" w:hAnsi="Arial"/>
+                <w:b w:val="false"/>
+                <w:bCs w:val="false"/>
+                <w:sz w:val="19"/>
+                <w:szCs w:val="19"/>
+              </w:rPr>
               <w:t xml:space="preserve">R0 1→2, 1→3, 2→3</w:t>
             </w:r>
           </w:p>
@@ -4258,7 +4423,7 @@
               <w:bottom w:val="single" w:color="C9CED6" w:sz="4"/>
               <w:right w:val="single" w:color="C9CED6" w:sz="4"/>
             </w:tcBorders>
-            <w:shd w:fill="FFFFFF" w:color="auto" w:val="clear"/>
+            <w:shd w:fill="F7F9FB" w:color="auto" w:val="clear"/>
             <w:tcMar>
               <w:top w:type="dxa" w:w="50"/>
               <w:left w:type="dxa" w:w="100"/>
@@ -4288,7 +4453,7 @@
               <w:bottom w:val="single" w:color="C9CED6" w:sz="4"/>
               <w:right w:val="single" w:color="C9CED6" w:sz="4"/>
             </w:tcBorders>
-            <w:shd w:fill="FFFFFF" w:color="auto" w:val="clear"/>
+            <w:shd w:fill="F7F9FB" w:color="auto" w:val="clear"/>
             <w:tcMar>
               <w:top w:type="dxa" w:w="50"/>
               <w:left w:type="dxa" w:w="100"/>
@@ -4318,7 +4483,7 @@
               <w:bottom w:val="single" w:color="C9CED6" w:sz="4"/>
               <w:right w:val="single" w:color="C9CED6" w:sz="4"/>
             </w:tcBorders>
-            <w:shd w:fill="FFFFFF" w:color="auto" w:val="clear"/>
+            <w:shd w:fill="F7F9FB" w:color="auto" w:val="clear"/>
             <w:tcMar>
               <w:top w:type="dxa" w:w="50"/>
               <w:left w:type="dxa" w:w="100"/>
@@ -4348,7 +4513,7 @@
               <w:bottom w:val="single" w:color="C9CED6" w:sz="4"/>
               <w:right w:val="single" w:color="C9CED6" w:sz="4"/>
             </w:tcBorders>
-            <w:shd w:fill="FFFFFF" w:color="auto" w:val="clear"/>
+            <w:shd w:fill="F7F9FB" w:color="auto" w:val="clear"/>
             <w:tcMar>
               <w:top w:type="dxa" w:w="50"/>
               <w:left w:type="dxa" w:w="100"/>
@@ -5540,7 +5705,7 @@
                 <w:sz w:val="19"/>
                 <w:szCs w:val="19"/>
               </w:rPr>
-              <w:t xml:space="preserve">Dye distances for FRET (same unit as R0)</w:t>
+              <w:t xml:space="preserve">Dye distance for FRET between these two colours (same unit as R0)</w:t>
             </w:r>
           </w:p>
         </w:tc>
@@ -5630,7 +5795,7 @@
                 <w:sz w:val="19"/>
                 <w:szCs w:val="19"/>
               </w:rPr>
-              <w:t xml:space="preserve">50</w:t>
+              <w:t xml:space="preserve">no FRET for this pair</w:t>
             </w:r>
           </w:p>
         </w:tc>
@@ -6125,6 +6290,37 @@
     </w:p>
     <w:p>
       <w:pPr>
+        <w:spacing w:after="120"/>
+      </w:pPr>
+      <w:r>
+        <w:rPr>
+          <w:rFonts w:ascii="Arial" w:cs="Arial" w:eastAsia="Arial" w:hAnsi="Arial"/>
+          <w:sz w:val="21"/>
+          <w:szCs w:val="21"/>
+        </w:rPr>
+        <w:t xml:space="preserve">FRET happens only between dyes that are present (brightness &gt; 0) and only for the pairs with a distance R. Example: a species with dyes 1 and 2 and FRET between them gets </w:t>
+      </w:r>
+      <w:r>
+        <w:rPr>
+          <w:rFonts w:ascii="Arial" w:cs="Arial" w:eastAsia="Arial" w:hAnsi="Arial"/>
+          <w:b/>
+          <w:bCs/>
+          <w:sz w:val="21"/>
+          <w:szCs w:val="21"/>
+        </w:rPr>
+        <w:t xml:space="preserve">FRET = Static FRET, R 1→2 = 50</w:t>
+      </w:r>
+      <w:r>
+        <w:rPr>
+          <w:rFonts w:ascii="Arial" w:cs="Arial" w:eastAsia="Arial" w:hAnsi="Arial"/>
+          <w:sz w:val="21"/>
+          <w:szCs w:val="21"/>
+        </w:rPr>
+        <w:t xml:space="preserve">, and R 1→3 / R 2→3 stay empty.</w:t>
+      </w:r>
+    </w:p>
+    <w:p>
+      <w:pPr>
         <w:pStyle w:val="Heading2"/>
       </w:pPr>
       <w:r>
@@ -7540,7 +7736,7 @@
         <w:pStyle w:val="ListParagraph"/>
         <w:numPr>
           <w:ilvl w:val="0"/>
-          <w:numId w:val="3"/>
+          <w:numId w:val="4"/>
         </w:numPr>
         <w:spacing w:after="60"/>
       </w:pPr>
@@ -7576,7 +7772,7 @@
         <w:pStyle w:val="ListParagraph"/>
         <w:numPr>
           <w:ilvl w:val="0"/>
-          <w:numId w:val="3"/>
+          <w:numId w:val="4"/>
         </w:numPr>
         <w:spacing w:after="60"/>
       </w:pPr>
@@ -7594,7 +7790,7 @@
         <w:pStyle w:val="ListParagraph"/>
         <w:numPr>
           <w:ilvl w:val="0"/>
-          <w:numId w:val="3"/>
+          <w:numId w:val="4"/>
         </w:numPr>
         <w:spacing w:after="60"/>
       </w:pPr>
@@ -7630,7 +7826,7 @@
         <w:pStyle w:val="ListParagraph"/>
         <w:numPr>
           <w:ilvl w:val="0"/>
-          <w:numId w:val="3"/>
+          <w:numId w:val="4"/>
         </w:numPr>
         <w:spacing w:after="60"/>
       </w:pPr>
@@ -8208,7 +8404,7 @@
                 <w:sz w:val="19"/>
                 <w:szCs w:val="19"/>
               </w:rPr>
-              <w:t xml:space="preserve">⚠ FRET needs ≥ 2 colours / set R</w:t>
+              <w:t xml:space="preserve">⚠ uses a colour above Colours</w:t>
             </w:r>
           </w:p>
         </w:tc>
@@ -8238,7 +8434,7 @@
                 <w:sz w:val="19"/>
                 <w:szCs w:val="19"/>
               </w:rPr>
-              <w:t xml:space="preserve">FRET is selected but Colours &lt; 2 or no distance R is given.</w:t>
+              <w:t xml:space="preserve">The species has a brightness in colour 3 (or 2) but Colours is smaller - that colour is ignored. Increase Colours.</w:t>
             </w:r>
           </w:p>
         </w:tc>
@@ -8270,7 +8466,7 @@
                 <w:sz w:val="19"/>
                 <w:szCs w:val="19"/>
               </w:rPr>
-              <w:t xml:space="preserve">⚠ box too small</w:t>
+              <w:t xml:space="preserve">⚠ FRET needs ≥ 2 colours / set R</w:t>
             </w:r>
           </w:p>
         </w:tc>
@@ -8300,7 +8496,7 @@
                 <w:sz w:val="19"/>
                 <w:szCs w:val="19"/>
               </w:rPr>
-              <w:t xml:space="preserve">Use at least 8·wr laterally and 3·wz axially.</w:t>
+              <w:t xml:space="preserve">FRET is selected but Colours &lt; 2 or no distance R is given.</w:t>
             </w:r>
           </w:p>
         </w:tc>
@@ -8332,6 +8528,68 @@
                 <w:sz w:val="19"/>
                 <w:szCs w:val="19"/>
               </w:rPr>
+              <w:t xml:space="preserve">⚠ box too small</w:t>
+            </w:r>
+          </w:p>
+        </w:tc>
+        <w:tc>
+          <w:tcPr>
+            <w:tcW w:type="dxa" w:w="6638"/>
+            <w:tcBorders>
+              <w:top w:val="single" w:color="C9CED6" w:sz="4"/>
+              <w:left w:val="single" w:color="C9CED6" w:sz="4"/>
+              <w:bottom w:val="single" w:color="C9CED6" w:sz="4"/>
+              <w:right w:val="single" w:color="C9CED6" w:sz="4"/>
+            </w:tcBorders>
+            <w:shd w:fill="F7F9FB" w:color="auto" w:val="clear"/>
+            <w:tcMar>
+              <w:top w:type="dxa" w:w="50"/>
+              <w:left w:type="dxa" w:w="100"/>
+              <w:bottom w:type="dxa" w:w="50"/>
+              <w:right w:type="dxa" w:w="100"/>
+            </w:tcMar>
+          </w:tcPr>
+          <w:p>
+            <w:r>
+              <w:rPr>
+                <w:rFonts w:ascii="Arial" w:cs="Arial" w:eastAsia="Arial" w:hAnsi="Arial"/>
+                <w:b w:val="false"/>
+                <w:bCs w:val="false"/>
+                <w:sz w:val="19"/>
+                <w:szCs w:val="19"/>
+              </w:rPr>
+              <w:t xml:space="preserve">Use at least 8·wr laterally and 3·wz axially.</w:t>
+            </w:r>
+          </w:p>
+        </w:tc>
+      </w:tr>
+      <w:tr>
+        <w:tc>
+          <w:tcPr>
+            <w:tcW w:type="dxa" w:w="3000"/>
+            <w:tcBorders>
+              <w:top w:val="single" w:color="C9CED6" w:sz="4"/>
+              <w:left w:val="single" w:color="C9CED6" w:sz="4"/>
+              <w:bottom w:val="single" w:color="C9CED6" w:sz="4"/>
+              <w:right w:val="single" w:color="C9CED6" w:sz="4"/>
+            </w:tcBorders>
+            <w:shd w:fill="FFFFFF" w:color="auto" w:val="clear"/>
+            <w:tcMar>
+              <w:top w:type="dxa" w:w="50"/>
+              <w:left w:type="dxa" w:w="100"/>
+              <w:bottom w:type="dxa" w:w="50"/>
+              <w:right w:type="dxa" w:w="100"/>
+            </w:tcMar>
+          </w:tcPr>
+          <w:p>
+            <w:r>
+              <w:rPr>
+                <w:rFonts w:ascii="Arial" w:cs="Arial" w:eastAsia="Arial" w:hAnsi="Arial"/>
+                <w:b w:val="false"/>
+                <w:bCs w:val="false"/>
+                <w:sz w:val="19"/>
+                <w:szCs w:val="19"/>
+              </w:rPr>
               <w:t xml:space="preserve">⚠ &gt; 8 GB per file</w:t>
             </w:r>
           </w:p>
@@ -8345,7 +8603,7 @@
               <w:bottom w:val="single" w:color="C9CED6" w:sz="4"/>
               <w:right w:val="single" w:color="C9CED6" w:sz="4"/>
             </w:tcBorders>
-            <w:shd w:fill="F7F9FB" w:color="auto" w:val="clear"/>
+            <w:shd w:fill="FFFFFF" w:color="auto" w:val="clear"/>
             <w:tcMar>
               <w:top w:type="dxa" w:w="50"/>
               <w:left w:type="dxa" w:w="100"/>
@@ -9646,6 +9904,68 @@
                 <w:szCs w:val="19"/>
               </w:rPr>
               <w:t xml:space="preserve">Its Molecules N is empty or 0, or Colours is too small for its brightness columns.</w:t>
+            </w:r>
+          </w:p>
+        </w:tc>
+      </w:tr>
+      <w:tr>
+        <w:tc>
+          <w:tcPr>
+            <w:tcW w:type="dxa" w:w="3600"/>
+            <w:tcBorders>
+              <w:top w:val="single" w:color="C9CED6" w:sz="4"/>
+              <w:left w:val="single" w:color="C9CED6" w:sz="4"/>
+              <w:bottom w:val="single" w:color="C9CED6" w:sz="4"/>
+              <w:right w:val="single" w:color="C9CED6" w:sz="4"/>
+            </w:tcBorders>
+            <w:shd w:fill="F7F9FB" w:color="auto" w:val="clear"/>
+            <w:tcMar>
+              <w:top w:type="dxa" w:w="50"/>
+              <w:left w:type="dxa" w:w="100"/>
+              <w:bottom w:type="dxa" w:w="50"/>
+              <w:right w:type="dxa" w:w="100"/>
+            </w:tcMar>
+          </w:tcPr>
+          <w:p>
+            <w:r>
+              <w:rPr>
+                <w:rFonts w:ascii="Arial" w:cs="Arial" w:eastAsia="Arial" w:hAnsi="Arial"/>
+                <w:b w:val="false"/>
+                <w:bCs w:val="false"/>
+                <w:sz w:val="19"/>
+                <w:szCs w:val="19"/>
+              </w:rPr>
+              <w:t xml:space="preserve">#DIV/0! in the planner</w:t>
+            </w:r>
+          </w:p>
+        </w:tc>
+        <w:tc>
+          <w:tcPr>
+            <w:tcW w:type="dxa" w:w="6038"/>
+            <w:tcBorders>
+              <w:top w:val="single" w:color="C9CED6" w:sz="4"/>
+              <w:left w:val="single" w:color="C9CED6" w:sz="4"/>
+              <w:bottom w:val="single" w:color="C9CED6" w:sz="4"/>
+              <w:right w:val="single" w:color="C9CED6" w:sz="4"/>
+            </w:tcBorders>
+            <w:shd w:fill="F7F9FB" w:color="auto" w:val="clear"/>
+            <w:tcMar>
+              <w:top w:type="dxa" w:w="50"/>
+              <w:left w:type="dxa" w:w="100"/>
+              <w:bottom w:type="dxa" w:w="50"/>
+              <w:right w:type="dxa" w:w="100"/>
+            </w:tcMar>
+          </w:tcPr>
+          <w:p>
+            <w:r>
+              <w:rPr>
+                <w:rFonts w:ascii="Arial" w:cs="Arial" w:eastAsia="Arial" w:hAnsi="Arial"/>
+                <w:b w:val="false"/>
+                <w:bCs w:val="false"/>
+                <w:sz w:val="19"/>
+                <w:szCs w:val="19"/>
+              </w:rPr>
+              <w:t xml:space="preserve">Only in planners made before this version, when Box, Sampling frequency or wr/wz are empty. Fill them in, or copy your rows into a new planner (python make_planner.py --empty -o new.xlsx).</w:t>
             </w:r>
           </w:p>
         </w:tc>
@@ -9881,6 +10201,18 @@
       </w:pPr>
     </w:lvl>
   </w:abstractNum>
+  <w:abstractNum w:abstractNumId="4" w15:restartNumberingAfterBreak="0">
+    <w:multiLevelType w:val="hybridMultilevel"/>
+    <w:lvl w:ilvl="0" w15:tentative="1">
+      <w:start w:val="1"/>
+      <w:numFmt w:val="decimal"/>
+      <w:lvlText w:val="%1."/>
+      <w:lvlJc w:val="left"/>
+      <w:pPr>
+        <w:ind w:left="540" w:hanging="300"/>
+      </w:pPr>
+    </w:lvl>
+  </w:abstractNum>
   <w:num w:numId="1">
     <w:abstractNumId w:val="1"/>
     <w:lvlOverride w:ilvl="0">
@@ -9895,6 +10227,12 @@
   </w:num>
   <w:num w:numId="3">
     <w:abstractNumId w:val="3"/>
+    <w:lvlOverride w:ilvl="0">
+      <w:startOverride w:val="1"/>
+    </w:lvlOverride>
+  </w:num>
+  <w:num w:numId="4">
+    <w:abstractNumId w:val="4"/>
     <w:lvlOverride w:ilvl="0">
       <w:startOverride w:val="1"/>
     </w:lvlOverride>

--- a/planning/PAMsim_planner_guide.docx
+++ b/planning/PAMsim_planner_guide.docx
@@ -159,6 +159,42 @@
           <w:szCs w:val="21"/>
         </w:rPr>
         <w:t xml:space="preserve">: the planner itself - one row per simulation.</w:t>
+      </w:r>
+    </w:p>
+    <w:p>
+      <w:pPr>
+        <w:pStyle w:val="ListParagraph"/>
+        <w:numPr>
+          <w:ilvl w:val="0"/>
+          <w:numId w:val="2"/>
+        </w:numPr>
+        <w:spacing w:after="60"/>
+      </w:pPr>
+      <w:r>
+        <w:rPr>
+          <w:rFonts w:ascii="Arial" w:cs="Arial" w:eastAsia="Arial" w:hAnsi="Arial"/>
+          <w:sz w:val="21"/>
+          <w:szCs w:val="21"/>
+        </w:rPr>
+        <w:t xml:space="preserve">Sheet </w:t>
+      </w:r>
+      <w:r>
+        <w:rPr>
+          <w:rFonts w:ascii="Arial" w:cs="Arial" w:eastAsia="Arial" w:hAnsi="Arial"/>
+          <w:b/>
+          <w:bCs/>
+          <w:sz w:val="21"/>
+          <w:szCs w:val="21"/>
+        </w:rPr>
+        <w:t xml:space="preserve">Crosstalk &amp; direct exc</w:t>
+      </w:r>
+      <w:r>
+        <w:rPr>
+          <w:rFonts w:ascii="Arial" w:cs="Arial" w:eastAsia="Arial" w:hAnsi="Arial"/>
+          <w:sz w:val="21"/>
+          <w:szCs w:val="21"/>
+        </w:rPr>
+        <w:t xml:space="preserve">: optional crosstalk and direct excitation per simulation (chapter 4.6). Off unless you switch it on.</w:t>
       </w:r>
     </w:p>
     <w:p>
@@ -6715,7 +6751,7 @@
                 <w:sz w:val="19"/>
                 <w:szCs w:val="19"/>
               </w:rPr>
-              <w:t xml:space="preserve">Expected count rate per channel, incl. saturation (FRET and crosstalk ignored)</w:t>
+              <w:t xml:space="preserve">Expected count rate per channel, incl. saturation, crosstalk and direct excitation (FRET ignored)</w:t>
             </w:r>
           </w:p>
         </w:tc>
@@ -6989,7 +7025,7 @@
                 <w:sz w:val="19"/>
                 <w:szCs w:val="19"/>
               </w:rPr>
-              <w:t xml:space="preserve">Check (grey)</w:t>
+              <w:t xml:space="preserve">Crosstalk / dir. exc. (grey)</w:t>
             </w:r>
           </w:p>
         </w:tc>
@@ -7019,7 +7055,7 @@
                 <w:sz w:val="19"/>
                 <w:szCs w:val="19"/>
               </w:rPr>
-              <w:t xml:space="preserve">Overall check of the simulation</w:t>
+              <w:t xml:space="preserve">Whether crosstalk and/or direct excitation are switched on for this simulation (chapter 4.6)</w:t>
             </w:r>
           </w:p>
         </w:tc>
@@ -7141,7 +7177,7 @@
                 <w:sz w:val="19"/>
                 <w:szCs w:val="19"/>
               </w:rPr>
-              <w:t xml:space="preserve">Number of files</w:t>
+              <w:t xml:space="preserve">Check (grey)</w:t>
             </w:r>
           </w:p>
         </w:tc>
@@ -7171,7 +7207,7 @@
                 <w:sz w:val="19"/>
                 <w:szCs w:val="19"/>
               </w:rPr>
-              <w:t xml:space="preserve">Independent repeats with the same parameters</w:t>
+              <w:t xml:space="preserve">Overall check of the simulation</w:t>
             </w:r>
           </w:p>
         </w:tc>
@@ -7231,7 +7267,7 @@
                 <w:sz w:val="19"/>
                 <w:szCs w:val="19"/>
               </w:rPr>
-              <w:t xml:space="preserve">Optional</w:t>
+              <w:t xml:space="preserve">Calculated</w:t>
             </w:r>
           </w:p>
         </w:tc>
@@ -7261,7 +7297,7 @@
                 <w:sz w:val="19"/>
                 <w:szCs w:val="19"/>
               </w:rPr>
-              <w:t xml:space="preserve">1</w:t>
+              <w:t xml:space="preserve">-</w:t>
             </w:r>
           </w:p>
         </w:tc>
@@ -7293,7 +7329,7 @@
                 <w:sz w:val="19"/>
                 <w:szCs w:val="19"/>
               </w:rPr>
-              <w:t xml:space="preserve">Seed</w:t>
+              <w:t xml:space="preserve">Number of files</w:t>
             </w:r>
           </w:p>
         </w:tc>
@@ -7323,7 +7359,7 @@
                 <w:sz w:val="19"/>
                 <w:szCs w:val="19"/>
               </w:rPr>
-              <w:t xml:space="preserve">Random seed; file k uses seed + k - 1</w:t>
+              <w:t xml:space="preserve">Independent repeats with the same parameters</w:t>
             </w:r>
           </w:p>
         </w:tc>
@@ -7413,7 +7449,7 @@
                 <w:sz w:val="19"/>
                 <w:szCs w:val="19"/>
               </w:rPr>
-              <w:t xml:space="preserve">random</w:t>
+              <w:t xml:space="preserve">1</w:t>
             </w:r>
           </w:p>
         </w:tc>
@@ -7445,7 +7481,7 @@
                 <w:sz w:val="19"/>
                 <w:szCs w:val="19"/>
               </w:rPr>
-              <w:t xml:space="preserve">Format</w:t>
+              <w:t xml:space="preserve">Seed</w:t>
             </w:r>
           </w:p>
         </w:tc>
@@ -7475,7 +7511,7 @@
                 <w:sz w:val="19"/>
                 <w:szCs w:val="19"/>
               </w:rPr>
-              <w:t xml:space="preserve">.sim (PAM) / .npz (numpy) / both</w:t>
+              <w:t xml:space="preserve">Random seed; file k uses seed + k - 1</w:t>
             </w:r>
           </w:p>
         </w:tc>
@@ -7565,7 +7601,7 @@
                 <w:sz w:val="19"/>
                 <w:szCs w:val="19"/>
               </w:rPr>
-              <w:t xml:space="preserve">.sim</w:t>
+              <w:t xml:space="preserve">random</w:t>
             </w:r>
           </w:p>
         </w:tc>
@@ -7597,6 +7633,158 @@
                 <w:sz w:val="19"/>
                 <w:szCs w:val="19"/>
               </w:rPr>
+              <w:t xml:space="preserve">Format</w:t>
+            </w:r>
+          </w:p>
+        </w:tc>
+        <w:tc>
+          <w:tcPr>
+            <w:tcW w:type="dxa" w:w="3300"/>
+            <w:tcBorders>
+              <w:top w:val="single" w:color="C9CED6" w:sz="4"/>
+              <w:left w:val="single" w:color="C9CED6" w:sz="4"/>
+              <w:bottom w:val="single" w:color="C9CED6" w:sz="4"/>
+              <w:right w:val="single" w:color="C9CED6" w:sz="4"/>
+            </w:tcBorders>
+            <w:shd w:fill="F7F9FB" w:color="auto" w:val="clear"/>
+            <w:tcMar>
+              <w:top w:type="dxa" w:w="50"/>
+              <w:left w:type="dxa" w:w="100"/>
+              <w:bottom w:type="dxa" w:w="50"/>
+              <w:right w:type="dxa" w:w="100"/>
+            </w:tcMar>
+          </w:tcPr>
+          <w:p>
+            <w:r>
+              <w:rPr>
+                <w:rFonts w:ascii="Arial" w:cs="Arial" w:eastAsia="Arial" w:hAnsi="Arial"/>
+                <w:b w:val="false"/>
+                <w:bCs w:val="false"/>
+                <w:sz w:val="19"/>
+                <w:szCs w:val="19"/>
+              </w:rPr>
+              <w:t xml:space="preserve">.sim (PAM) / .npz (numpy) / both</w:t>
+            </w:r>
+          </w:p>
+        </w:tc>
+        <w:tc>
+          <w:tcPr>
+            <w:tcW w:type="dxa" w:w="1100"/>
+            <w:tcBorders>
+              <w:top w:val="single" w:color="C9CED6" w:sz="4"/>
+              <w:left w:val="single" w:color="C9CED6" w:sz="4"/>
+              <w:bottom w:val="single" w:color="C9CED6" w:sz="4"/>
+              <w:right w:val="single" w:color="C9CED6" w:sz="4"/>
+            </w:tcBorders>
+            <w:shd w:fill="F7F9FB" w:color="auto" w:val="clear"/>
+            <w:tcMar>
+              <w:top w:type="dxa" w:w="50"/>
+              <w:left w:type="dxa" w:w="100"/>
+              <w:bottom w:type="dxa" w:w="50"/>
+              <w:right w:type="dxa" w:w="100"/>
+            </w:tcMar>
+          </w:tcPr>
+          <w:p>
+            <w:r>
+              <w:rPr>
+                <w:rFonts w:ascii="Arial" w:cs="Arial" w:eastAsia="Arial" w:hAnsi="Arial"/>
+                <w:b w:val="false"/>
+                <w:bCs w:val="false"/>
+                <w:sz w:val="19"/>
+                <w:szCs w:val="19"/>
+              </w:rPr>
+              <w:t xml:space="preserve">-</w:t>
+            </w:r>
+          </w:p>
+        </w:tc>
+        <w:tc>
+          <w:tcPr>
+            <w:tcW w:type="dxa" w:w="1300"/>
+            <w:tcBorders>
+              <w:top w:val="single" w:color="C9CED6" w:sz="4"/>
+              <w:left w:val="single" w:color="C9CED6" w:sz="4"/>
+              <w:bottom w:val="single" w:color="C9CED6" w:sz="4"/>
+              <w:right w:val="single" w:color="C9CED6" w:sz="4"/>
+            </w:tcBorders>
+            <w:shd w:fill="F7F9FB" w:color="auto" w:val="clear"/>
+            <w:tcMar>
+              <w:top w:type="dxa" w:w="50"/>
+              <w:left w:type="dxa" w:w="100"/>
+              <w:bottom w:type="dxa" w:w="50"/>
+              <w:right w:type="dxa" w:w="100"/>
+            </w:tcMar>
+          </w:tcPr>
+          <w:p>
+            <w:r>
+              <w:rPr>
+                <w:rFonts w:ascii="Arial" w:cs="Arial" w:eastAsia="Arial" w:hAnsi="Arial"/>
+                <w:b w:val="false"/>
+                <w:bCs w:val="false"/>
+                <w:sz w:val="19"/>
+                <w:szCs w:val="19"/>
+              </w:rPr>
+              <w:t xml:space="preserve">Optional</w:t>
+            </w:r>
+          </w:p>
+        </w:tc>
+        <w:tc>
+          <w:tcPr>
+            <w:tcW w:type="dxa" w:w="1638"/>
+            <w:tcBorders>
+              <w:top w:val="single" w:color="C9CED6" w:sz="4"/>
+              <w:left w:val="single" w:color="C9CED6" w:sz="4"/>
+              <w:bottom w:val="single" w:color="C9CED6" w:sz="4"/>
+              <w:right w:val="single" w:color="C9CED6" w:sz="4"/>
+            </w:tcBorders>
+            <w:shd w:fill="F7F9FB" w:color="auto" w:val="clear"/>
+            <w:tcMar>
+              <w:top w:type="dxa" w:w="50"/>
+              <w:left w:type="dxa" w:w="100"/>
+              <w:bottom w:type="dxa" w:w="50"/>
+              <w:right w:type="dxa" w:w="100"/>
+            </w:tcMar>
+          </w:tcPr>
+          <w:p>
+            <w:r>
+              <w:rPr>
+                <w:rFonts w:ascii="Arial" w:cs="Arial" w:eastAsia="Arial" w:hAnsi="Arial"/>
+                <w:b w:val="false"/>
+                <w:bCs w:val="false"/>
+                <w:sz w:val="19"/>
+                <w:szCs w:val="19"/>
+              </w:rPr>
+              <w:t xml:space="preserve">.sim</w:t>
+            </w:r>
+          </w:p>
+        </w:tc>
+      </w:tr>
+      <w:tr>
+        <w:tc>
+          <w:tcPr>
+            <w:tcW w:type="dxa" w:w="2300"/>
+            <w:tcBorders>
+              <w:top w:val="single" w:color="C9CED6" w:sz="4"/>
+              <w:left w:val="single" w:color="C9CED6" w:sz="4"/>
+              <w:bottom w:val="single" w:color="C9CED6" w:sz="4"/>
+              <w:right w:val="single" w:color="C9CED6" w:sz="4"/>
+            </w:tcBorders>
+            <w:shd w:fill="FFFFFF" w:color="auto" w:val="clear"/>
+            <w:tcMar>
+              <w:top w:type="dxa" w:w="50"/>
+              <w:left w:type="dxa" w:w="100"/>
+              <w:bottom w:type="dxa" w:w="50"/>
+              <w:right w:type="dxa" w:w="100"/>
+            </w:tcMar>
+          </w:tcPr>
+          <w:p>
+            <w:r>
+              <w:rPr>
+                <w:rFonts w:ascii="Arial" w:cs="Arial" w:eastAsia="Arial" w:hAnsi="Arial"/>
+                <w:b w:val="false"/>
+                <w:bCs w:val="false"/>
+                <w:sz w:val="19"/>
+                <w:szCs w:val="19"/>
+              </w:rPr>
               <w:t xml:space="preserve">Date run ... Result notes</w:t>
             </w:r>
           </w:p>
@@ -7610,7 +7798,7 @@
               <w:bottom w:val="single" w:color="C9CED6" w:sz="4"/>
               <w:right w:val="single" w:color="C9CED6" w:sz="4"/>
             </w:tcBorders>
-            <w:shd w:fill="F7F9FB" w:color="auto" w:val="clear"/>
+            <w:shd w:fill="FFFFFF" w:color="auto" w:val="clear"/>
             <w:tcMar>
               <w:top w:type="dxa" w:w="50"/>
               <w:left w:type="dxa" w:w="100"/>
@@ -7640,7 +7828,7 @@
               <w:bottom w:val="single" w:color="C9CED6" w:sz="4"/>
               <w:right w:val="single" w:color="C9CED6" w:sz="4"/>
             </w:tcBorders>
-            <w:shd w:fill="F7F9FB" w:color="auto" w:val="clear"/>
+            <w:shd w:fill="FFFFFF" w:color="auto" w:val="clear"/>
             <w:tcMar>
               <w:top w:type="dxa" w:w="50"/>
               <w:left w:type="dxa" w:w="100"/>
@@ -7670,7 +7858,7 @@
               <w:bottom w:val="single" w:color="C9CED6" w:sz="4"/>
               <w:right w:val="single" w:color="C9CED6" w:sz="4"/>
             </w:tcBorders>
-            <w:shd w:fill="F7F9FB" w:color="auto" w:val="clear"/>
+            <w:shd w:fill="FFFFFF" w:color="auto" w:val="clear"/>
             <w:tcMar>
               <w:top w:type="dxa" w:w="50"/>
               <w:left w:type="dxa" w:w="100"/>
@@ -7700,7 +7888,7 @@
               <w:bottom w:val="single" w:color="C9CED6" w:sz="4"/>
               <w:right w:val="single" w:color="C9CED6" w:sz="4"/>
             </w:tcBorders>
-            <w:shd w:fill="F7F9FB" w:color="auto" w:val="clear"/>
+            <w:shd w:fill="FFFFFF" w:color="auto" w:val="clear"/>
             <w:tcMar>
               <w:top w:type="dxa" w:w="50"/>
               <w:left w:type="dxa" w:w="100"/>
@@ -7725,10 +7913,23 @@
     </w:tbl>
     <w:p>
       <w:pPr>
-        <w:pStyle w:val="Heading1"/>
+        <w:pStyle w:val="Heading2"/>
       </w:pPr>
       <w:r>
-        <w:t xml:space="preserve">5  Running the simulations in PAMsim</w:t>
+        <w:t xml:space="preserve">4.6  Crosstalk and direct excitation (sheet Crosstalk &amp; direct exc)</w:t>
+      </w:r>
+    </w:p>
+    <w:p>
+      <w:pPr>
+        <w:spacing w:after="120"/>
+      </w:pPr>
+      <w:r>
+        <w:rPr>
+          <w:rFonts w:ascii="Arial" w:cs="Arial" w:eastAsia="Arial" w:hAnsi="Arial"/>
+          <w:sz w:val="21"/>
+          <w:szCs w:val="21"/>
+        </w:rPr>
+        <w:t xml:space="preserve">Crosstalk and direct excitation are an extra option on their own sheet, so the Simulations sheet stays as it is. They are off for every simulation until you switch them on:</w:t>
       </w:r>
     </w:p>
     <w:p>
@@ -7746,7 +7947,7 @@
           <w:sz w:val="21"/>
           <w:szCs w:val="21"/>
         </w:rPr>
-        <w:t xml:space="preserve">Click </w:t>
+        <w:t xml:space="preserve">Go to the sheet </w:t>
       </w:r>
       <w:r>
         <w:rPr>
@@ -7756,7 +7957,7 @@
           <w:sz w:val="21"/>
           <w:szCs w:val="21"/>
         </w:rPr>
-        <w:t xml:space="preserve">Load from planner...</w:t>
+        <w:t xml:space="preserve">Crosstalk &amp; direct exc</w:t>
       </w:r>
       <w:r>
         <w:rPr>
@@ -7764,7 +7965,25 @@
           <w:sz w:val="21"/>
           <w:szCs w:val="21"/>
         </w:rPr>
-        <w:t xml:space="preserve"> (top of the window) and choose the planner file.</w:t>
+        <w:t xml:space="preserve"> and pick the </w:t>
+      </w:r>
+      <w:r>
+        <w:rPr>
+          <w:rFonts w:ascii="Arial" w:cs="Arial" w:eastAsia="Arial" w:hAnsi="Arial"/>
+          <w:b/>
+          <w:bCs/>
+          <w:sz w:val="21"/>
+          <w:szCs w:val="21"/>
+        </w:rPr>
+        <w:t xml:space="preserve">Sim ID</w:t>
+      </w:r>
+      <w:r>
+        <w:rPr>
+          <w:rFonts w:ascii="Arial" w:cs="Arial" w:eastAsia="Arial" w:hAnsi="Arial"/>
+          <w:sz w:val="21"/>
+          <w:szCs w:val="21"/>
+        </w:rPr>
+        <w:t xml:space="preserve"> of the simulation in column A (drop-down). File name and Colours are looked up for you.</w:t>
       </w:r>
     </w:p>
     <w:p>
@@ -7782,7 +8001,61 @@
           <w:sz w:val="21"/>
           <w:szCs w:val="21"/>
         </w:rPr>
-        <w:t xml:space="preserve">A list shows all simulations with their check; red rows have a red check.</w:t>
+        <w:t xml:space="preserve">Set </w:t>
+      </w:r>
+      <w:r>
+        <w:rPr>
+          <w:rFonts w:ascii="Arial" w:cs="Arial" w:eastAsia="Arial" w:hAnsi="Arial"/>
+          <w:b/>
+          <w:bCs/>
+          <w:sz w:val="21"/>
+          <w:szCs w:val="21"/>
+        </w:rPr>
+        <w:t xml:space="preserve">Crosstalk?</w:t>
+      </w:r>
+      <w:r>
+        <w:rPr>
+          <w:rFonts w:ascii="Arial" w:cs="Arial" w:eastAsia="Arial" w:hAnsi="Arial"/>
+          <w:sz w:val="21"/>
+          <w:szCs w:val="21"/>
+        </w:rPr>
+        <w:t xml:space="preserve"> and/or </w:t>
+      </w:r>
+      <w:r>
+        <w:rPr>
+          <w:rFonts w:ascii="Arial" w:cs="Arial" w:eastAsia="Arial" w:hAnsi="Arial"/>
+          <w:b/>
+          <w:bCs/>
+          <w:sz w:val="21"/>
+          <w:szCs w:val="21"/>
+        </w:rPr>
+        <w:t xml:space="preserve">Direct exc.?</w:t>
+      </w:r>
+      <w:r>
+        <w:rPr>
+          <w:rFonts w:ascii="Arial" w:cs="Arial" w:eastAsia="Arial" w:hAnsi="Arial"/>
+          <w:sz w:val="21"/>
+          <w:szCs w:val="21"/>
+        </w:rPr>
+        <w:t xml:space="preserve"> to </w:t>
+      </w:r>
+      <w:r>
+        <w:rPr>
+          <w:rFonts w:ascii="Arial" w:cs="Arial" w:eastAsia="Arial" w:hAnsi="Arial"/>
+          <w:b/>
+          <w:bCs/>
+          <w:sz w:val="21"/>
+          <w:szCs w:val="21"/>
+        </w:rPr>
+        <w:t xml:space="preserve">Yes</w:t>
+      </w:r>
+      <w:r>
+        <w:rPr>
+          <w:rFonts w:ascii="Arial" w:cs="Arial" w:eastAsia="Arial" w:hAnsi="Arial"/>
+          <w:sz w:val="21"/>
+          <w:szCs w:val="21"/>
+        </w:rPr>
+        <w:t xml:space="preserve"> and type the values as fractions (0.05 = 5 %).</w:t>
       </w:r>
     </w:p>
     <w:p>
@@ -7800,7 +8073,1130 @@
           <w:sz w:val="21"/>
           <w:szCs w:val="21"/>
         </w:rPr>
-        <w:t xml:space="preserve">To check or change one simulation first: double-click it (or </w:t>
+        <w:t xml:space="preserve">Save the file. The column Crosstalk / dir. exc. on the Simulations sheet now shows what is switched on, and the expected count rates include it.</w:t>
+      </w:r>
+    </w:p>
+    <w:p>
+      <w:pPr>
+        <w:spacing w:after="120"/>
+      </w:pPr>
+      <w:r>
+        <w:rPr>
+          <w:rFonts w:ascii="Arial" w:cs="Arial" w:eastAsia="Arial" w:hAnsi="Arial"/>
+          <w:sz w:val="21"/>
+          <w:szCs w:val="21"/>
+        </w:rPr>
+        <w:t xml:space="preserve">A simulation that is not listed on this sheet, or whose switches are No or empty, is simulated without crosstalk and direct excitation - the values of that row are kept but ignored, so you can switch them on and off without retyping them. One row per simulation; the values apply to all species of that simulation.</w:t>
+      </w:r>
+    </w:p>
+    <w:tbl>
+      <w:tblPr>
+        <w:tblW w:type="dxa" w:w="9638"/>
+        <w:tblBorders>
+          <w:top w:val="single" w:color="auto" w:sz="4"/>
+          <w:left w:val="single" w:color="auto" w:sz="4"/>
+          <w:bottom w:val="single" w:color="auto" w:sz="4"/>
+          <w:right w:val="single" w:color="auto" w:sz="4"/>
+          <w:insideH w:val="single" w:color="auto" w:sz="4"/>
+          <w:insideV w:val="single" w:color="auto" w:sz="4"/>
+        </w:tblBorders>
+      </w:tblPr>
+      <w:tblGrid>
+        <w:gridCol w:w="2300"/>
+        <w:gridCol w:w="3300"/>
+        <w:gridCol w:w="1100"/>
+        <w:gridCol w:w="1300"/>
+        <w:gridCol w:w="1638"/>
+      </w:tblGrid>
+      <w:tr>
+        <w:trPr>
+          <w:tblHeader/>
+        </w:trPr>
+        <w:tc>
+          <w:tcPr>
+            <w:tcW w:type="dxa" w:w="2300"/>
+            <w:tcBorders>
+              <w:top w:val="single" w:color="C9CED6" w:sz="4"/>
+              <w:left w:val="single" w:color="C9CED6" w:sz="4"/>
+              <w:bottom w:val="single" w:color="C9CED6" w:sz="4"/>
+              <w:right w:val="single" w:color="C9CED6" w:sz="4"/>
+            </w:tcBorders>
+            <w:shd w:fill="1F3A5F" w:color="auto" w:val="clear"/>
+            <w:tcMar>
+              <w:top w:type="dxa" w:w="60"/>
+              <w:left w:type="dxa" w:w="100"/>
+              <w:bottom w:type="dxa" w:w="60"/>
+              <w:right w:type="dxa" w:w="100"/>
+            </w:tcMar>
+          </w:tcPr>
+          <w:p>
+            <w:r>
+              <w:rPr>
+                <w:rFonts w:ascii="Arial" w:cs="Arial" w:eastAsia="Arial" w:hAnsi="Arial"/>
+                <w:b/>
+                <w:bCs/>
+                <w:color w:val="FFFFFF"/>
+                <w:sz w:val="19"/>
+                <w:szCs w:val="19"/>
+              </w:rPr>
+              <w:t xml:space="preserve">Column</w:t>
+            </w:r>
+          </w:p>
+        </w:tc>
+        <w:tc>
+          <w:tcPr>
+            <w:tcW w:type="dxa" w:w="3300"/>
+            <w:tcBorders>
+              <w:top w:val="single" w:color="C9CED6" w:sz="4"/>
+              <w:left w:val="single" w:color="C9CED6" w:sz="4"/>
+              <w:bottom w:val="single" w:color="C9CED6" w:sz="4"/>
+              <w:right w:val="single" w:color="C9CED6" w:sz="4"/>
+            </w:tcBorders>
+            <w:shd w:fill="1F3A5F" w:color="auto" w:val="clear"/>
+            <w:tcMar>
+              <w:top w:type="dxa" w:w="60"/>
+              <w:left w:type="dxa" w:w="100"/>
+              <w:bottom w:type="dxa" w:w="60"/>
+              <w:right w:type="dxa" w:w="100"/>
+            </w:tcMar>
+          </w:tcPr>
+          <w:p>
+            <w:r>
+              <w:rPr>
+                <w:rFonts w:ascii="Arial" w:cs="Arial" w:eastAsia="Arial" w:hAnsi="Arial"/>
+                <w:b/>
+                <w:bCs/>
+                <w:color w:val="FFFFFF"/>
+                <w:sz w:val="19"/>
+                <w:szCs w:val="19"/>
+              </w:rPr>
+              <w:t xml:space="preserve">Meaning</w:t>
+            </w:r>
+          </w:p>
+        </w:tc>
+        <w:tc>
+          <w:tcPr>
+            <w:tcW w:type="dxa" w:w="1100"/>
+            <w:tcBorders>
+              <w:top w:val="single" w:color="C9CED6" w:sz="4"/>
+              <w:left w:val="single" w:color="C9CED6" w:sz="4"/>
+              <w:bottom w:val="single" w:color="C9CED6" w:sz="4"/>
+              <w:right w:val="single" w:color="C9CED6" w:sz="4"/>
+            </w:tcBorders>
+            <w:shd w:fill="1F3A5F" w:color="auto" w:val="clear"/>
+            <w:tcMar>
+              <w:top w:type="dxa" w:w="60"/>
+              <w:left w:type="dxa" w:w="100"/>
+              <w:bottom w:type="dxa" w:w="60"/>
+              <w:right w:type="dxa" w:w="100"/>
+            </w:tcMar>
+          </w:tcPr>
+          <w:p>
+            <w:r>
+              <w:rPr>
+                <w:rFonts w:ascii="Arial" w:cs="Arial" w:eastAsia="Arial" w:hAnsi="Arial"/>
+                <w:b/>
+                <w:bCs/>
+                <w:color w:val="FFFFFF"/>
+                <w:sz w:val="19"/>
+                <w:szCs w:val="19"/>
+              </w:rPr>
+              <w:t xml:space="preserve">Unit</w:t>
+            </w:r>
+          </w:p>
+        </w:tc>
+        <w:tc>
+          <w:tcPr>
+            <w:tcW w:type="dxa" w:w="1300"/>
+            <w:tcBorders>
+              <w:top w:val="single" w:color="C9CED6" w:sz="4"/>
+              <w:left w:val="single" w:color="C9CED6" w:sz="4"/>
+              <w:bottom w:val="single" w:color="C9CED6" w:sz="4"/>
+              <w:right w:val="single" w:color="C9CED6" w:sz="4"/>
+            </w:tcBorders>
+            <w:shd w:fill="1F3A5F" w:color="auto" w:val="clear"/>
+            <w:tcMar>
+              <w:top w:type="dxa" w:w="60"/>
+              <w:left w:type="dxa" w:w="100"/>
+              <w:bottom w:type="dxa" w:w="60"/>
+              <w:right w:type="dxa" w:w="100"/>
+            </w:tcMar>
+          </w:tcPr>
+          <w:p>
+            <w:r>
+              <w:rPr>
+                <w:rFonts w:ascii="Arial" w:cs="Arial" w:eastAsia="Arial" w:hAnsi="Arial"/>
+                <w:b/>
+                <w:bCs/>
+                <w:color w:val="FFFFFF"/>
+                <w:sz w:val="19"/>
+                <w:szCs w:val="19"/>
+              </w:rPr>
+              <w:t xml:space="preserve">Required?</w:t>
+            </w:r>
+          </w:p>
+        </w:tc>
+        <w:tc>
+          <w:tcPr>
+            <w:tcW w:type="dxa" w:w="1638"/>
+            <w:tcBorders>
+              <w:top w:val="single" w:color="C9CED6" w:sz="4"/>
+              <w:left w:val="single" w:color="C9CED6" w:sz="4"/>
+              <w:bottom w:val="single" w:color="C9CED6" w:sz="4"/>
+              <w:right w:val="single" w:color="C9CED6" w:sz="4"/>
+            </w:tcBorders>
+            <w:shd w:fill="1F3A5F" w:color="auto" w:val="clear"/>
+            <w:tcMar>
+              <w:top w:type="dxa" w:w="60"/>
+              <w:left w:type="dxa" w:w="100"/>
+              <w:bottom w:type="dxa" w:w="60"/>
+              <w:right w:type="dxa" w:w="100"/>
+            </w:tcMar>
+          </w:tcPr>
+          <w:p>
+            <w:r>
+              <w:rPr>
+                <w:rFonts w:ascii="Arial" w:cs="Arial" w:eastAsia="Arial" w:hAnsi="Arial"/>
+                <w:b/>
+                <w:bCs/>
+                <w:color w:val="FFFFFF"/>
+                <w:sz w:val="19"/>
+                <w:szCs w:val="19"/>
+              </w:rPr>
+              <w:t xml:space="preserve">If left blank</w:t>
+            </w:r>
+          </w:p>
+        </w:tc>
+      </w:tr>
+      <w:tr>
+        <w:tc>
+          <w:tcPr>
+            <w:tcW w:type="dxa" w:w="2300"/>
+            <w:tcBorders>
+              <w:top w:val="single" w:color="C9CED6" w:sz="4"/>
+              <w:left w:val="single" w:color="C9CED6" w:sz="4"/>
+              <w:bottom w:val="single" w:color="C9CED6" w:sz="4"/>
+              <w:right w:val="single" w:color="C9CED6" w:sz="4"/>
+            </w:tcBorders>
+            <w:shd w:fill="FFFFFF" w:color="auto" w:val="clear"/>
+            <w:tcMar>
+              <w:top w:type="dxa" w:w="50"/>
+              <w:left w:type="dxa" w:w="100"/>
+              <w:bottom w:type="dxa" w:w="50"/>
+              <w:right w:type="dxa" w:w="100"/>
+            </w:tcMar>
+          </w:tcPr>
+          <w:p>
+            <w:r>
+              <w:rPr>
+                <w:rFonts w:ascii="Arial" w:cs="Arial" w:eastAsia="Arial" w:hAnsi="Arial"/>
+                <w:b w:val="false"/>
+                <w:bCs w:val="false"/>
+                <w:sz w:val="19"/>
+                <w:szCs w:val="19"/>
+              </w:rPr>
+              <w:t xml:space="preserve">Sim ID</w:t>
+            </w:r>
+          </w:p>
+        </w:tc>
+        <w:tc>
+          <w:tcPr>
+            <w:tcW w:type="dxa" w:w="3300"/>
+            <w:tcBorders>
+              <w:top w:val="single" w:color="C9CED6" w:sz="4"/>
+              <w:left w:val="single" w:color="C9CED6" w:sz="4"/>
+              <w:bottom w:val="single" w:color="C9CED6" w:sz="4"/>
+              <w:right w:val="single" w:color="C9CED6" w:sz="4"/>
+            </w:tcBorders>
+            <w:shd w:fill="FFFFFF" w:color="auto" w:val="clear"/>
+            <w:tcMar>
+              <w:top w:type="dxa" w:w="50"/>
+              <w:left w:type="dxa" w:w="100"/>
+              <w:bottom w:type="dxa" w:w="50"/>
+              <w:right w:type="dxa" w:w="100"/>
+            </w:tcMar>
+          </w:tcPr>
+          <w:p>
+            <w:r>
+              <w:rPr>
+                <w:rFonts w:ascii="Arial" w:cs="Arial" w:eastAsia="Arial" w:hAnsi="Arial"/>
+                <w:b w:val="false"/>
+                <w:bCs w:val="false"/>
+                <w:sz w:val="19"/>
+                <w:szCs w:val="19"/>
+              </w:rPr>
+              <w:t xml:space="preserve">Sim ID of a simulation on the Simulations sheet (drop-down)</w:t>
+            </w:r>
+          </w:p>
+        </w:tc>
+        <w:tc>
+          <w:tcPr>
+            <w:tcW w:type="dxa" w:w="1100"/>
+            <w:tcBorders>
+              <w:top w:val="single" w:color="C9CED6" w:sz="4"/>
+              <w:left w:val="single" w:color="C9CED6" w:sz="4"/>
+              <w:bottom w:val="single" w:color="C9CED6" w:sz="4"/>
+              <w:right w:val="single" w:color="C9CED6" w:sz="4"/>
+            </w:tcBorders>
+            <w:shd w:fill="FFFFFF" w:color="auto" w:val="clear"/>
+            <w:tcMar>
+              <w:top w:type="dxa" w:w="50"/>
+              <w:left w:type="dxa" w:w="100"/>
+              <w:bottom w:type="dxa" w:w="50"/>
+              <w:right w:type="dxa" w:w="100"/>
+            </w:tcMar>
+          </w:tcPr>
+          <w:p>
+            <w:r>
+              <w:rPr>
+                <w:rFonts w:ascii="Arial" w:cs="Arial" w:eastAsia="Arial" w:hAnsi="Arial"/>
+                <w:b w:val="false"/>
+                <w:bCs w:val="false"/>
+                <w:sz w:val="19"/>
+                <w:szCs w:val="19"/>
+              </w:rPr>
+              <w:t xml:space="preserve">-</w:t>
+            </w:r>
+          </w:p>
+        </w:tc>
+        <w:tc>
+          <w:tcPr>
+            <w:tcW w:type="dxa" w:w="1300"/>
+            <w:tcBorders>
+              <w:top w:val="single" w:color="C9CED6" w:sz="4"/>
+              <w:left w:val="single" w:color="C9CED6" w:sz="4"/>
+              <w:bottom w:val="single" w:color="C9CED6" w:sz="4"/>
+              <w:right w:val="single" w:color="C9CED6" w:sz="4"/>
+            </w:tcBorders>
+            <w:shd w:fill="FDE2E2" w:color="auto" w:val="clear"/>
+            <w:tcMar>
+              <w:top w:type="dxa" w:w="50"/>
+              <w:left w:type="dxa" w:w="100"/>
+              <w:bottom w:type="dxa" w:w="50"/>
+              <w:right w:type="dxa" w:w="100"/>
+            </w:tcMar>
+          </w:tcPr>
+          <w:p>
+            <w:r>
+              <w:rPr>
+                <w:rFonts w:ascii="Arial" w:cs="Arial" w:eastAsia="Arial" w:hAnsi="Arial"/>
+                <w:b/>
+                <w:bCs/>
+                <w:sz w:val="19"/>
+                <w:szCs w:val="19"/>
+              </w:rPr>
+              <w:t xml:space="preserve">Required</w:t>
+            </w:r>
+          </w:p>
+        </w:tc>
+        <w:tc>
+          <w:tcPr>
+            <w:tcW w:type="dxa" w:w="1638"/>
+            <w:tcBorders>
+              <w:top w:val="single" w:color="C9CED6" w:sz="4"/>
+              <w:left w:val="single" w:color="C9CED6" w:sz="4"/>
+              <w:bottom w:val="single" w:color="C9CED6" w:sz="4"/>
+              <w:right w:val="single" w:color="C9CED6" w:sz="4"/>
+            </w:tcBorders>
+            <w:shd w:fill="FFFFFF" w:color="auto" w:val="clear"/>
+            <w:tcMar>
+              <w:top w:type="dxa" w:w="50"/>
+              <w:left w:type="dxa" w:w="100"/>
+              <w:bottom w:type="dxa" w:w="50"/>
+              <w:right w:type="dxa" w:w="100"/>
+            </w:tcMar>
+          </w:tcPr>
+          <w:p>
+            <w:r>
+              <w:rPr>
+                <w:rFonts w:ascii="Arial" w:cs="Arial" w:eastAsia="Arial" w:hAnsi="Arial"/>
+                <w:b w:val="false"/>
+                <w:bCs w:val="false"/>
+                <w:sz w:val="19"/>
+                <w:szCs w:val="19"/>
+              </w:rPr>
+              <w:t xml:space="preserve">row is ignored</w:t>
+            </w:r>
+          </w:p>
+        </w:tc>
+      </w:tr>
+      <w:tr>
+        <w:tc>
+          <w:tcPr>
+            <w:tcW w:type="dxa" w:w="2300"/>
+            <w:tcBorders>
+              <w:top w:val="single" w:color="C9CED6" w:sz="4"/>
+              <w:left w:val="single" w:color="C9CED6" w:sz="4"/>
+              <w:bottom w:val="single" w:color="C9CED6" w:sz="4"/>
+              <w:right w:val="single" w:color="C9CED6" w:sz="4"/>
+            </w:tcBorders>
+            <w:shd w:fill="F7F9FB" w:color="auto" w:val="clear"/>
+            <w:tcMar>
+              <w:top w:type="dxa" w:w="50"/>
+              <w:left w:type="dxa" w:w="100"/>
+              <w:bottom w:type="dxa" w:w="50"/>
+              <w:right w:type="dxa" w:w="100"/>
+            </w:tcMar>
+          </w:tcPr>
+          <w:p>
+            <w:r>
+              <w:rPr>
+                <w:rFonts w:ascii="Arial" w:cs="Arial" w:eastAsia="Arial" w:hAnsi="Arial"/>
+                <w:b w:val="false"/>
+                <w:bCs w:val="false"/>
+                <w:sz w:val="19"/>
+                <w:szCs w:val="19"/>
+              </w:rPr>
+              <w:t xml:space="preserve">Crosstalk?</w:t>
+            </w:r>
+          </w:p>
+        </w:tc>
+        <w:tc>
+          <w:tcPr>
+            <w:tcW w:type="dxa" w:w="3300"/>
+            <w:tcBorders>
+              <w:top w:val="single" w:color="C9CED6" w:sz="4"/>
+              <w:left w:val="single" w:color="C9CED6" w:sz="4"/>
+              <w:bottom w:val="single" w:color="C9CED6" w:sz="4"/>
+              <w:right w:val="single" w:color="C9CED6" w:sz="4"/>
+            </w:tcBorders>
+            <w:shd w:fill="F7F9FB" w:color="auto" w:val="clear"/>
+            <w:tcMar>
+              <w:top w:type="dxa" w:w="50"/>
+              <w:left w:type="dxa" w:w="100"/>
+              <w:bottom w:type="dxa" w:w="50"/>
+              <w:right w:type="dxa" w:w="100"/>
+            </w:tcMar>
+          </w:tcPr>
+          <w:p>
+            <w:r>
+              <w:rPr>
+                <w:rFonts w:ascii="Arial" w:cs="Arial" w:eastAsia="Arial" w:hAnsi="Arial"/>
+                <w:b w:val="false"/>
+                <w:bCs w:val="false"/>
+                <w:sz w:val="19"/>
+                <w:szCs w:val="19"/>
+              </w:rPr>
+              <w:t xml:space="preserve">Yes = simulate the crosstalk values of this row</w:t>
+            </w:r>
+          </w:p>
+        </w:tc>
+        <w:tc>
+          <w:tcPr>
+            <w:tcW w:type="dxa" w:w="1100"/>
+            <w:tcBorders>
+              <w:top w:val="single" w:color="C9CED6" w:sz="4"/>
+              <w:left w:val="single" w:color="C9CED6" w:sz="4"/>
+              <w:bottom w:val="single" w:color="C9CED6" w:sz="4"/>
+              <w:right w:val="single" w:color="C9CED6" w:sz="4"/>
+            </w:tcBorders>
+            <w:shd w:fill="F7F9FB" w:color="auto" w:val="clear"/>
+            <w:tcMar>
+              <w:top w:type="dxa" w:w="50"/>
+              <w:left w:type="dxa" w:w="100"/>
+              <w:bottom w:type="dxa" w:w="50"/>
+              <w:right w:type="dxa" w:w="100"/>
+            </w:tcMar>
+          </w:tcPr>
+          <w:p>
+            <w:r>
+              <w:rPr>
+                <w:rFonts w:ascii="Arial" w:cs="Arial" w:eastAsia="Arial" w:hAnsi="Arial"/>
+                <w:b w:val="false"/>
+                <w:bCs w:val="false"/>
+                <w:sz w:val="19"/>
+                <w:szCs w:val="19"/>
+              </w:rPr>
+              <w:t xml:space="preserve">-</w:t>
+            </w:r>
+          </w:p>
+        </w:tc>
+        <w:tc>
+          <w:tcPr>
+            <w:tcW w:type="dxa" w:w="1300"/>
+            <w:tcBorders>
+              <w:top w:val="single" w:color="C9CED6" w:sz="4"/>
+              <w:left w:val="single" w:color="C9CED6" w:sz="4"/>
+              <w:bottom w:val="single" w:color="C9CED6" w:sz="4"/>
+              <w:right w:val="single" w:color="C9CED6" w:sz="4"/>
+            </w:tcBorders>
+            <w:shd w:fill="F7F9FB" w:color="auto" w:val="clear"/>
+            <w:tcMar>
+              <w:top w:type="dxa" w:w="50"/>
+              <w:left w:type="dxa" w:w="100"/>
+              <w:bottom w:type="dxa" w:w="50"/>
+              <w:right w:type="dxa" w:w="100"/>
+            </w:tcMar>
+          </w:tcPr>
+          <w:p>
+            <w:r>
+              <w:rPr>
+                <w:rFonts w:ascii="Arial" w:cs="Arial" w:eastAsia="Arial" w:hAnsi="Arial"/>
+                <w:b w:val="false"/>
+                <w:bCs w:val="false"/>
+                <w:sz w:val="19"/>
+                <w:szCs w:val="19"/>
+              </w:rPr>
+              <w:t xml:space="preserve">Optional</w:t>
+            </w:r>
+          </w:p>
+        </w:tc>
+        <w:tc>
+          <w:tcPr>
+            <w:tcW w:type="dxa" w:w="1638"/>
+            <w:tcBorders>
+              <w:top w:val="single" w:color="C9CED6" w:sz="4"/>
+              <w:left w:val="single" w:color="C9CED6" w:sz="4"/>
+              <w:bottom w:val="single" w:color="C9CED6" w:sz="4"/>
+              <w:right w:val="single" w:color="C9CED6" w:sz="4"/>
+            </w:tcBorders>
+            <w:shd w:fill="F7F9FB" w:color="auto" w:val="clear"/>
+            <w:tcMar>
+              <w:top w:type="dxa" w:w="50"/>
+              <w:left w:type="dxa" w:w="100"/>
+              <w:bottom w:type="dxa" w:w="50"/>
+              <w:right w:type="dxa" w:w="100"/>
+            </w:tcMar>
+          </w:tcPr>
+          <w:p>
+            <w:r>
+              <w:rPr>
+                <w:rFonts w:ascii="Arial" w:cs="Arial" w:eastAsia="Arial" w:hAnsi="Arial"/>
+                <w:b w:val="false"/>
+                <w:bCs w:val="false"/>
+                <w:sz w:val="19"/>
+                <w:szCs w:val="19"/>
+              </w:rPr>
+              <w:t xml:space="preserve">No</w:t>
+            </w:r>
+          </w:p>
+        </w:tc>
+      </w:tr>
+      <w:tr>
+        <w:tc>
+          <w:tcPr>
+            <w:tcW w:type="dxa" w:w="2300"/>
+            <w:tcBorders>
+              <w:top w:val="single" w:color="C9CED6" w:sz="4"/>
+              <w:left w:val="single" w:color="C9CED6" w:sz="4"/>
+              <w:bottom w:val="single" w:color="C9CED6" w:sz="4"/>
+              <w:right w:val="single" w:color="C9CED6" w:sz="4"/>
+            </w:tcBorders>
+            <w:shd w:fill="FFFFFF" w:color="auto" w:val="clear"/>
+            <w:tcMar>
+              <w:top w:type="dxa" w:w="50"/>
+              <w:left w:type="dxa" w:w="100"/>
+              <w:bottom w:type="dxa" w:w="50"/>
+              <w:right w:type="dxa" w:w="100"/>
+            </w:tcMar>
+          </w:tcPr>
+          <w:p>
+            <w:r>
+              <w:rPr>
+                <w:rFonts w:ascii="Arial" w:cs="Arial" w:eastAsia="Arial" w:hAnsi="Arial"/>
+                <w:b w:val="false"/>
+                <w:bCs w:val="false"/>
+                <w:sz w:val="19"/>
+                <w:szCs w:val="19"/>
+              </w:rPr>
+              <w:t xml:space="preserve">Crosstalk 1→2, 1→3, 2→3</w:t>
+            </w:r>
+          </w:p>
+        </w:tc>
+        <w:tc>
+          <w:tcPr>
+            <w:tcW w:type="dxa" w:w="3300"/>
+            <w:tcBorders>
+              <w:top w:val="single" w:color="C9CED6" w:sz="4"/>
+              <w:left w:val="single" w:color="C9CED6" w:sz="4"/>
+              <w:bottom w:val="single" w:color="C9CED6" w:sz="4"/>
+              <w:right w:val="single" w:color="C9CED6" w:sz="4"/>
+            </w:tcBorders>
+            <w:shd w:fill="FFFFFF" w:color="auto" w:val="clear"/>
+            <w:tcMar>
+              <w:top w:type="dxa" w:w="50"/>
+              <w:left w:type="dxa" w:w="100"/>
+              <w:bottom w:type="dxa" w:w="50"/>
+              <w:right w:type="dxa" w:w="100"/>
+            </w:tcMar>
+          </w:tcPr>
+          <w:p>
+            <w:r>
+              <w:rPr>
+                <w:rFonts w:ascii="Arial" w:cs="Arial" w:eastAsia="Arial" w:hAnsi="Arial"/>
+                <w:b w:val="false"/>
+                <w:bCs w:val="false"/>
+                <w:sz w:val="19"/>
+                <w:szCs w:val="19"/>
+              </w:rPr>
+              <w:t xml:space="preserve">Photons of dye 1 (2) detected in channel 2 (3), as a fraction of that dye's photons in its own channel</w:t>
+            </w:r>
+          </w:p>
+        </w:tc>
+        <w:tc>
+          <w:tcPr>
+            <w:tcW w:type="dxa" w:w="1100"/>
+            <w:tcBorders>
+              <w:top w:val="single" w:color="C9CED6" w:sz="4"/>
+              <w:left w:val="single" w:color="C9CED6" w:sz="4"/>
+              <w:bottom w:val="single" w:color="C9CED6" w:sz="4"/>
+              <w:right w:val="single" w:color="C9CED6" w:sz="4"/>
+            </w:tcBorders>
+            <w:shd w:fill="FFFFFF" w:color="auto" w:val="clear"/>
+            <w:tcMar>
+              <w:top w:type="dxa" w:w="50"/>
+              <w:left w:type="dxa" w:w="100"/>
+              <w:bottom w:type="dxa" w:w="50"/>
+              <w:right w:type="dxa" w:w="100"/>
+            </w:tcMar>
+          </w:tcPr>
+          <w:p>
+            <w:r>
+              <w:rPr>
+                <w:rFonts w:ascii="Arial" w:cs="Arial" w:eastAsia="Arial" w:hAnsi="Arial"/>
+                <w:b w:val="false"/>
+                <w:bCs w:val="false"/>
+                <w:sz w:val="19"/>
+                <w:szCs w:val="19"/>
+              </w:rPr>
+              <w:t xml:space="preserve">fraction</w:t>
+            </w:r>
+          </w:p>
+        </w:tc>
+        <w:tc>
+          <w:tcPr>
+            <w:tcW w:type="dxa" w:w="1300"/>
+            <w:tcBorders>
+              <w:top w:val="single" w:color="C9CED6" w:sz="4"/>
+              <w:left w:val="single" w:color="C9CED6" w:sz="4"/>
+              <w:bottom w:val="single" w:color="C9CED6" w:sz="4"/>
+              <w:right w:val="single" w:color="C9CED6" w:sz="4"/>
+            </w:tcBorders>
+            <w:shd w:fill="FFFFFF" w:color="auto" w:val="clear"/>
+            <w:tcMar>
+              <w:top w:type="dxa" w:w="50"/>
+              <w:left w:type="dxa" w:w="100"/>
+              <w:bottom w:type="dxa" w:w="50"/>
+              <w:right w:type="dxa" w:w="100"/>
+            </w:tcMar>
+          </w:tcPr>
+          <w:p>
+            <w:r>
+              <w:rPr>
+                <w:rFonts w:ascii="Arial" w:cs="Arial" w:eastAsia="Arial" w:hAnsi="Arial"/>
+                <w:b w:val="false"/>
+                <w:bCs w:val="false"/>
+                <w:sz w:val="19"/>
+                <w:szCs w:val="19"/>
+              </w:rPr>
+              <w:t xml:space="preserve">Optional</w:t>
+            </w:r>
+          </w:p>
+        </w:tc>
+        <w:tc>
+          <w:tcPr>
+            <w:tcW w:type="dxa" w:w="1638"/>
+            <w:tcBorders>
+              <w:top w:val="single" w:color="C9CED6" w:sz="4"/>
+              <w:left w:val="single" w:color="C9CED6" w:sz="4"/>
+              <w:bottom w:val="single" w:color="C9CED6" w:sz="4"/>
+              <w:right w:val="single" w:color="C9CED6" w:sz="4"/>
+            </w:tcBorders>
+            <w:shd w:fill="FFFFFF" w:color="auto" w:val="clear"/>
+            <w:tcMar>
+              <w:top w:type="dxa" w:w="50"/>
+              <w:left w:type="dxa" w:w="100"/>
+              <w:bottom w:type="dxa" w:w="50"/>
+              <w:right w:type="dxa" w:w="100"/>
+            </w:tcMar>
+          </w:tcPr>
+          <w:p>
+            <w:r>
+              <w:rPr>
+                <w:rFonts w:ascii="Arial" w:cs="Arial" w:eastAsia="Arial" w:hAnsi="Arial"/>
+                <w:b w:val="false"/>
+                <w:bCs w:val="false"/>
+                <w:sz w:val="19"/>
+                <w:szCs w:val="19"/>
+              </w:rPr>
+              <w:t xml:space="preserve">0</w:t>
+            </w:r>
+          </w:p>
+        </w:tc>
+      </w:tr>
+      <w:tr>
+        <w:tc>
+          <w:tcPr>
+            <w:tcW w:type="dxa" w:w="2300"/>
+            <w:tcBorders>
+              <w:top w:val="single" w:color="C9CED6" w:sz="4"/>
+              <w:left w:val="single" w:color="C9CED6" w:sz="4"/>
+              <w:bottom w:val="single" w:color="C9CED6" w:sz="4"/>
+              <w:right w:val="single" w:color="C9CED6" w:sz="4"/>
+            </w:tcBorders>
+            <w:shd w:fill="F7F9FB" w:color="auto" w:val="clear"/>
+            <w:tcMar>
+              <w:top w:type="dxa" w:w="50"/>
+              <w:left w:type="dxa" w:w="100"/>
+              <w:bottom w:type="dxa" w:w="50"/>
+              <w:right w:type="dxa" w:w="100"/>
+            </w:tcMar>
+          </w:tcPr>
+          <w:p>
+            <w:r>
+              <w:rPr>
+                <w:rFonts w:ascii="Arial" w:cs="Arial" w:eastAsia="Arial" w:hAnsi="Arial"/>
+                <w:b w:val="false"/>
+                <w:bCs w:val="false"/>
+                <w:sz w:val="19"/>
+                <w:szCs w:val="19"/>
+              </w:rPr>
+              <w:t xml:space="preserve">Direct exc.?</w:t>
+            </w:r>
+          </w:p>
+        </w:tc>
+        <w:tc>
+          <w:tcPr>
+            <w:tcW w:type="dxa" w:w="3300"/>
+            <w:tcBorders>
+              <w:top w:val="single" w:color="C9CED6" w:sz="4"/>
+              <w:left w:val="single" w:color="C9CED6" w:sz="4"/>
+              <w:bottom w:val="single" w:color="C9CED6" w:sz="4"/>
+              <w:right w:val="single" w:color="C9CED6" w:sz="4"/>
+            </w:tcBorders>
+            <w:shd w:fill="F7F9FB" w:color="auto" w:val="clear"/>
+            <w:tcMar>
+              <w:top w:type="dxa" w:w="50"/>
+              <w:left w:type="dxa" w:w="100"/>
+              <w:bottom w:type="dxa" w:w="50"/>
+              <w:right w:type="dxa" w:w="100"/>
+            </w:tcMar>
+          </w:tcPr>
+          <w:p>
+            <w:r>
+              <w:rPr>
+                <w:rFonts w:ascii="Arial" w:cs="Arial" w:eastAsia="Arial" w:hAnsi="Arial"/>
+                <w:b w:val="false"/>
+                <w:bCs w:val="false"/>
+                <w:sz w:val="19"/>
+                <w:szCs w:val="19"/>
+              </w:rPr>
+              <w:t xml:space="preserve">Yes = simulate the direct excitation values of this row</w:t>
+            </w:r>
+          </w:p>
+        </w:tc>
+        <w:tc>
+          <w:tcPr>
+            <w:tcW w:type="dxa" w:w="1100"/>
+            <w:tcBorders>
+              <w:top w:val="single" w:color="C9CED6" w:sz="4"/>
+              <w:left w:val="single" w:color="C9CED6" w:sz="4"/>
+              <w:bottom w:val="single" w:color="C9CED6" w:sz="4"/>
+              <w:right w:val="single" w:color="C9CED6" w:sz="4"/>
+            </w:tcBorders>
+            <w:shd w:fill="F7F9FB" w:color="auto" w:val="clear"/>
+            <w:tcMar>
+              <w:top w:type="dxa" w:w="50"/>
+              <w:left w:type="dxa" w:w="100"/>
+              <w:bottom w:type="dxa" w:w="50"/>
+              <w:right w:type="dxa" w:w="100"/>
+            </w:tcMar>
+          </w:tcPr>
+          <w:p>
+            <w:r>
+              <w:rPr>
+                <w:rFonts w:ascii="Arial" w:cs="Arial" w:eastAsia="Arial" w:hAnsi="Arial"/>
+                <w:b w:val="false"/>
+                <w:bCs w:val="false"/>
+                <w:sz w:val="19"/>
+                <w:szCs w:val="19"/>
+              </w:rPr>
+              <w:t xml:space="preserve">-</w:t>
+            </w:r>
+          </w:p>
+        </w:tc>
+        <w:tc>
+          <w:tcPr>
+            <w:tcW w:type="dxa" w:w="1300"/>
+            <w:tcBorders>
+              <w:top w:val="single" w:color="C9CED6" w:sz="4"/>
+              <w:left w:val="single" w:color="C9CED6" w:sz="4"/>
+              <w:bottom w:val="single" w:color="C9CED6" w:sz="4"/>
+              <w:right w:val="single" w:color="C9CED6" w:sz="4"/>
+            </w:tcBorders>
+            <w:shd w:fill="F7F9FB" w:color="auto" w:val="clear"/>
+            <w:tcMar>
+              <w:top w:type="dxa" w:w="50"/>
+              <w:left w:type="dxa" w:w="100"/>
+              <w:bottom w:type="dxa" w:w="50"/>
+              <w:right w:type="dxa" w:w="100"/>
+            </w:tcMar>
+          </w:tcPr>
+          <w:p>
+            <w:r>
+              <w:rPr>
+                <w:rFonts w:ascii="Arial" w:cs="Arial" w:eastAsia="Arial" w:hAnsi="Arial"/>
+                <w:b w:val="false"/>
+                <w:bCs w:val="false"/>
+                <w:sz w:val="19"/>
+                <w:szCs w:val="19"/>
+              </w:rPr>
+              <w:t xml:space="preserve">Optional</w:t>
+            </w:r>
+          </w:p>
+        </w:tc>
+        <w:tc>
+          <w:tcPr>
+            <w:tcW w:type="dxa" w:w="1638"/>
+            <w:tcBorders>
+              <w:top w:val="single" w:color="C9CED6" w:sz="4"/>
+              <w:left w:val="single" w:color="C9CED6" w:sz="4"/>
+              <w:bottom w:val="single" w:color="C9CED6" w:sz="4"/>
+              <w:right w:val="single" w:color="C9CED6" w:sz="4"/>
+            </w:tcBorders>
+            <w:shd w:fill="F7F9FB" w:color="auto" w:val="clear"/>
+            <w:tcMar>
+              <w:top w:type="dxa" w:w="50"/>
+              <w:left w:type="dxa" w:w="100"/>
+              <w:bottom w:type="dxa" w:w="50"/>
+              <w:right w:type="dxa" w:w="100"/>
+            </w:tcMar>
+          </w:tcPr>
+          <w:p>
+            <w:r>
+              <w:rPr>
+                <w:rFonts w:ascii="Arial" w:cs="Arial" w:eastAsia="Arial" w:hAnsi="Arial"/>
+                <w:b w:val="false"/>
+                <w:bCs w:val="false"/>
+                <w:sz w:val="19"/>
+                <w:szCs w:val="19"/>
+              </w:rPr>
+              <w:t xml:space="preserve">No</w:t>
+            </w:r>
+          </w:p>
+        </w:tc>
+      </w:tr>
+      <w:tr>
+        <w:tc>
+          <w:tcPr>
+            <w:tcW w:type="dxa" w:w="2300"/>
+            <w:tcBorders>
+              <w:top w:val="single" w:color="C9CED6" w:sz="4"/>
+              <w:left w:val="single" w:color="C9CED6" w:sz="4"/>
+              <w:bottom w:val="single" w:color="C9CED6" w:sz="4"/>
+              <w:right w:val="single" w:color="C9CED6" w:sz="4"/>
+            </w:tcBorders>
+            <w:shd w:fill="FFFFFF" w:color="auto" w:val="clear"/>
+            <w:tcMar>
+              <w:top w:type="dxa" w:w="50"/>
+              <w:left w:type="dxa" w:w="100"/>
+              <w:bottom w:type="dxa" w:w="50"/>
+              <w:right w:type="dxa" w:w="100"/>
+            </w:tcMar>
+          </w:tcPr>
+          <w:p>
+            <w:r>
+              <w:rPr>
+                <w:rFonts w:ascii="Arial" w:cs="Arial" w:eastAsia="Arial" w:hAnsi="Arial"/>
+                <w:b w:val="false"/>
+                <w:bCs w:val="false"/>
+                <w:sz w:val="19"/>
+                <w:szCs w:val="19"/>
+              </w:rPr>
+              <w:t xml:space="preserve">Direct exc. 1→2, 1→3, 2→3</w:t>
+            </w:r>
+          </w:p>
+        </w:tc>
+        <w:tc>
+          <w:tcPr>
+            <w:tcW w:type="dxa" w:w="3300"/>
+            <w:tcBorders>
+              <w:top w:val="single" w:color="C9CED6" w:sz="4"/>
+              <w:left w:val="single" w:color="C9CED6" w:sz="4"/>
+              <w:bottom w:val="single" w:color="C9CED6" w:sz="4"/>
+              <w:right w:val="single" w:color="C9CED6" w:sz="4"/>
+            </w:tcBorders>
+            <w:shd w:fill="FFFFFF" w:color="auto" w:val="clear"/>
+            <w:tcMar>
+              <w:top w:type="dxa" w:w="50"/>
+              <w:left w:type="dxa" w:w="100"/>
+              <w:bottom w:type="dxa" w:w="50"/>
+              <w:right w:type="dxa" w:w="100"/>
+            </w:tcMar>
+          </w:tcPr>
+          <w:p>
+            <w:r>
+              <w:rPr>
+                <w:rFonts w:ascii="Arial" w:cs="Arial" w:eastAsia="Arial" w:hAnsi="Arial"/>
+                <w:b w:val="false"/>
+                <w:bCs w:val="false"/>
+                <w:sz w:val="19"/>
+                <w:szCs w:val="19"/>
+              </w:rPr>
+              <w:t xml:space="preserve">Excitation of dye 2 (3) by laser 1 (2), as a fraction of its excitation by its own laser</w:t>
+            </w:r>
+          </w:p>
+        </w:tc>
+        <w:tc>
+          <w:tcPr>
+            <w:tcW w:type="dxa" w:w="1100"/>
+            <w:tcBorders>
+              <w:top w:val="single" w:color="C9CED6" w:sz="4"/>
+              <w:left w:val="single" w:color="C9CED6" w:sz="4"/>
+              <w:bottom w:val="single" w:color="C9CED6" w:sz="4"/>
+              <w:right w:val="single" w:color="C9CED6" w:sz="4"/>
+            </w:tcBorders>
+            <w:shd w:fill="FFFFFF" w:color="auto" w:val="clear"/>
+            <w:tcMar>
+              <w:top w:type="dxa" w:w="50"/>
+              <w:left w:type="dxa" w:w="100"/>
+              <w:bottom w:type="dxa" w:w="50"/>
+              <w:right w:type="dxa" w:w="100"/>
+            </w:tcMar>
+          </w:tcPr>
+          <w:p>
+            <w:r>
+              <w:rPr>
+                <w:rFonts w:ascii="Arial" w:cs="Arial" w:eastAsia="Arial" w:hAnsi="Arial"/>
+                <w:b w:val="false"/>
+                <w:bCs w:val="false"/>
+                <w:sz w:val="19"/>
+                <w:szCs w:val="19"/>
+              </w:rPr>
+              <w:t xml:space="preserve">fraction</w:t>
+            </w:r>
+          </w:p>
+        </w:tc>
+        <w:tc>
+          <w:tcPr>
+            <w:tcW w:type="dxa" w:w="1300"/>
+            <w:tcBorders>
+              <w:top w:val="single" w:color="C9CED6" w:sz="4"/>
+              <w:left w:val="single" w:color="C9CED6" w:sz="4"/>
+              <w:bottom w:val="single" w:color="C9CED6" w:sz="4"/>
+              <w:right w:val="single" w:color="C9CED6" w:sz="4"/>
+            </w:tcBorders>
+            <w:shd w:fill="FFFFFF" w:color="auto" w:val="clear"/>
+            <w:tcMar>
+              <w:top w:type="dxa" w:w="50"/>
+              <w:left w:type="dxa" w:w="100"/>
+              <w:bottom w:type="dxa" w:w="50"/>
+              <w:right w:type="dxa" w:w="100"/>
+            </w:tcMar>
+          </w:tcPr>
+          <w:p>
+            <w:r>
+              <w:rPr>
+                <w:rFonts w:ascii="Arial" w:cs="Arial" w:eastAsia="Arial" w:hAnsi="Arial"/>
+                <w:b w:val="false"/>
+                <w:bCs w:val="false"/>
+                <w:sz w:val="19"/>
+                <w:szCs w:val="19"/>
+              </w:rPr>
+              <w:t xml:space="preserve">Optional</w:t>
+            </w:r>
+          </w:p>
+        </w:tc>
+        <w:tc>
+          <w:tcPr>
+            <w:tcW w:type="dxa" w:w="1638"/>
+            <w:tcBorders>
+              <w:top w:val="single" w:color="C9CED6" w:sz="4"/>
+              <w:left w:val="single" w:color="C9CED6" w:sz="4"/>
+              <w:bottom w:val="single" w:color="C9CED6" w:sz="4"/>
+              <w:right w:val="single" w:color="C9CED6" w:sz="4"/>
+            </w:tcBorders>
+            <w:shd w:fill="FFFFFF" w:color="auto" w:val="clear"/>
+            <w:tcMar>
+              <w:top w:type="dxa" w:w="50"/>
+              <w:left w:type="dxa" w:w="100"/>
+              <w:bottom w:type="dxa" w:w="50"/>
+              <w:right w:type="dxa" w:w="100"/>
+            </w:tcMar>
+          </w:tcPr>
+          <w:p>
+            <w:r>
+              <w:rPr>
+                <w:rFonts w:ascii="Arial" w:cs="Arial" w:eastAsia="Arial" w:hAnsi="Arial"/>
+                <w:b w:val="false"/>
+                <w:bCs w:val="false"/>
+                <w:sz w:val="19"/>
+                <w:szCs w:val="19"/>
+              </w:rPr>
+              <w:t xml:space="preserve">0</w:t>
+            </w:r>
+          </w:p>
+        </w:tc>
+      </w:tr>
+      <w:tr>
+        <w:tc>
+          <w:tcPr>
+            <w:tcW w:type="dxa" w:w="2300"/>
+            <w:tcBorders>
+              <w:top w:val="single" w:color="C9CED6" w:sz="4"/>
+              <w:left w:val="single" w:color="C9CED6" w:sz="4"/>
+              <w:bottom w:val="single" w:color="C9CED6" w:sz="4"/>
+              <w:right w:val="single" w:color="C9CED6" w:sz="4"/>
+            </w:tcBorders>
+            <w:shd w:fill="F7F9FB" w:color="auto" w:val="clear"/>
+            <w:tcMar>
+              <w:top w:type="dxa" w:w="50"/>
+              <w:left w:type="dxa" w:w="100"/>
+              <w:bottom w:type="dxa" w:w="50"/>
+              <w:right w:type="dxa" w:w="100"/>
+            </w:tcMar>
+          </w:tcPr>
+          <w:p>
+            <w:r>
+              <w:rPr>
+                <w:rFonts w:ascii="Arial" w:cs="Arial" w:eastAsia="Arial" w:hAnsi="Arial"/>
+                <w:b w:val="false"/>
+                <w:bCs w:val="false"/>
+                <w:sz w:val="19"/>
+                <w:szCs w:val="19"/>
+              </w:rPr>
+              <w:t xml:space="preserve">Check (grey)</w:t>
+            </w:r>
+          </w:p>
+        </w:tc>
+        <w:tc>
+          <w:tcPr>
+            <w:tcW w:type="dxa" w:w="3300"/>
+            <w:tcBorders>
+              <w:top w:val="single" w:color="C9CED6" w:sz="4"/>
+              <w:left w:val="single" w:color="C9CED6" w:sz="4"/>
+              <w:bottom w:val="single" w:color="C9CED6" w:sz="4"/>
+              <w:right w:val="single" w:color="C9CED6" w:sz="4"/>
+            </w:tcBorders>
+            <w:shd w:fill="F7F9FB" w:color="auto" w:val="clear"/>
+            <w:tcMar>
+              <w:top w:type="dxa" w:w="50"/>
+              <w:left w:type="dxa" w:w="100"/>
+              <w:bottom w:type="dxa" w:w="50"/>
+              <w:right w:type="dxa" w:w="100"/>
+            </w:tcMar>
+          </w:tcPr>
+          <w:p>
+            <w:r>
+              <w:rPr>
+                <w:rFonts w:ascii="Arial" w:cs="Arial" w:eastAsia="Arial" w:hAnsi="Arial"/>
+                <w:b w:val="false"/>
+                <w:bCs w:val="false"/>
+                <w:sz w:val="19"/>
+                <w:szCs w:val="19"/>
+              </w:rPr>
+              <w:t xml:space="preserve">on / off and warnings (chapter 6)</w:t>
+            </w:r>
+          </w:p>
+        </w:tc>
+        <w:tc>
+          <w:tcPr>
+            <w:tcW w:type="dxa" w:w="1100"/>
+            <w:tcBorders>
+              <w:top w:val="single" w:color="C9CED6" w:sz="4"/>
+              <w:left w:val="single" w:color="C9CED6" w:sz="4"/>
+              <w:bottom w:val="single" w:color="C9CED6" w:sz="4"/>
+              <w:right w:val="single" w:color="C9CED6" w:sz="4"/>
+            </w:tcBorders>
+            <w:shd w:fill="F7F9FB" w:color="auto" w:val="clear"/>
+            <w:tcMar>
+              <w:top w:type="dxa" w:w="50"/>
+              <w:left w:type="dxa" w:w="100"/>
+              <w:bottom w:type="dxa" w:w="50"/>
+              <w:right w:type="dxa" w:w="100"/>
+            </w:tcMar>
+          </w:tcPr>
+          <w:p>
+            <w:r>
+              <w:rPr>
+                <w:rFonts w:ascii="Arial" w:cs="Arial" w:eastAsia="Arial" w:hAnsi="Arial"/>
+                <w:b w:val="false"/>
+                <w:bCs w:val="false"/>
+                <w:sz w:val="19"/>
+                <w:szCs w:val="19"/>
+              </w:rPr>
+              <w:t xml:space="preserve">-</w:t>
+            </w:r>
+          </w:p>
+        </w:tc>
+        <w:tc>
+          <w:tcPr>
+            <w:tcW w:type="dxa" w:w="1300"/>
+            <w:tcBorders>
+              <w:top w:val="single" w:color="C9CED6" w:sz="4"/>
+              <w:left w:val="single" w:color="C9CED6" w:sz="4"/>
+              <w:bottom w:val="single" w:color="C9CED6" w:sz="4"/>
+              <w:right w:val="single" w:color="C9CED6" w:sz="4"/>
+            </w:tcBorders>
+            <w:shd w:fill="F7F9FB" w:color="auto" w:val="clear"/>
+            <w:tcMar>
+              <w:top w:type="dxa" w:w="50"/>
+              <w:left w:type="dxa" w:w="100"/>
+              <w:bottom w:type="dxa" w:w="50"/>
+              <w:right w:type="dxa" w:w="100"/>
+            </w:tcMar>
+          </w:tcPr>
+          <w:p>
+            <w:r>
+              <w:rPr>
+                <w:rFonts w:ascii="Arial" w:cs="Arial" w:eastAsia="Arial" w:hAnsi="Arial"/>
+                <w:b w:val="false"/>
+                <w:bCs w:val="false"/>
+                <w:sz w:val="19"/>
+                <w:szCs w:val="19"/>
+              </w:rPr>
+              <w:t xml:space="preserve">Calculated</w:t>
+            </w:r>
+          </w:p>
+        </w:tc>
+        <w:tc>
+          <w:tcPr>
+            <w:tcW w:type="dxa" w:w="1638"/>
+            <w:tcBorders>
+              <w:top w:val="single" w:color="C9CED6" w:sz="4"/>
+              <w:left w:val="single" w:color="C9CED6" w:sz="4"/>
+              <w:bottom w:val="single" w:color="C9CED6" w:sz="4"/>
+              <w:right w:val="single" w:color="C9CED6" w:sz="4"/>
+            </w:tcBorders>
+            <w:shd w:fill="F7F9FB" w:color="auto" w:val="clear"/>
+            <w:tcMar>
+              <w:top w:type="dxa" w:w="50"/>
+              <w:left w:type="dxa" w:w="100"/>
+              <w:bottom w:type="dxa" w:w="50"/>
+              <w:right w:type="dxa" w:w="100"/>
+            </w:tcMar>
+          </w:tcPr>
+          <w:p>
+            <w:r>
+              <w:rPr>
+                <w:rFonts w:ascii="Arial" w:cs="Arial" w:eastAsia="Arial" w:hAnsi="Arial"/>
+                <w:b w:val="false"/>
+                <w:bCs w:val="false"/>
+                <w:sz w:val="19"/>
+                <w:szCs w:val="19"/>
+              </w:rPr>
+              <w:t xml:space="preserve">-</w:t>
+            </w:r>
+          </w:p>
+        </w:tc>
+      </w:tr>
+    </w:tbl>
+    <w:p>
+      <w:pPr>
+        <w:spacing w:after="120"/>
+      </w:pPr>
+    </w:p>
+    <w:p>
+      <w:pPr>
+        <w:spacing w:after="120"/>
+      </w:pPr>
+      <w:r>
+        <w:rPr>
+          <w:rFonts w:ascii="Arial" w:cs="Arial" w:eastAsia="Arial" w:hAnsi="Arial"/>
+          <w:sz w:val="21"/>
+          <w:szCs w:val="21"/>
+        </w:rPr>
+        <w:t xml:space="preserve">Example: </w:t>
       </w:r>
       <w:r>
         <w:rPr>
@@ -7810,7 +9206,7 @@
           <w:sz w:val="21"/>
           <w:szCs w:val="21"/>
         </w:rPr>
-        <w:t xml:space="preserve">Load into editor</w:t>
+        <w:t xml:space="preserve">Crosstalk 1→2 = 0.08</w:t>
       </w:r>
       <w:r>
         <w:rPr>
@@ -7818,25 +9214,7 @@
           <w:sz w:val="21"/>
           <w:szCs w:val="21"/>
         </w:rPr>
-        <w:t xml:space="preserve">). All values appear in the PAMsim window; press Start.</w:t>
-      </w:r>
-    </w:p>
-    <w:p>
-      <w:pPr>
-        <w:pStyle w:val="ListParagraph"/>
-        <w:numPr>
-          <w:ilvl w:val="0"/>
-          <w:numId w:val="4"/>
-        </w:numPr>
-        <w:spacing w:after="60"/>
-      </w:pPr>
-      <w:r>
-        <w:rPr>
-          <w:rFonts w:ascii="Arial" w:cs="Arial" w:eastAsia="Arial" w:hAnsi="Arial"/>
-          <w:sz w:val="21"/>
-          <w:szCs w:val="21"/>
-        </w:rPr>
-        <w:t xml:space="preserve">To run several: select them with Ctrl + click (single rows) or Shift + click (a range) and click </w:t>
+        <w:t xml:space="preserve"> - for every 100 photons of dye 1 in channel 1, 8 more photons of dye 1 appear in channel 2. </w:t>
       </w:r>
       <w:r>
         <w:rPr>
@@ -7846,7 +9224,7 @@
           <w:sz w:val="21"/>
           <w:szCs w:val="21"/>
         </w:rPr>
-        <w:t xml:space="preserve">Run selected</w:t>
+        <w:t xml:space="preserve">Direct exc. 2→3 = 0.06</w:t>
       </w:r>
       <w:r>
         <w:rPr>
@@ -7854,20 +9232,7 @@
           <w:sz w:val="21"/>
           <w:szCs w:val="21"/>
         </w:rPr>
-        <w:t xml:space="preserve">.</w:t>
-      </w:r>
-    </w:p>
-    <w:p>
-      <w:pPr>
-        <w:spacing w:after="120"/>
-      </w:pPr>
-      <w:r>
-        <w:rPr>
-          <w:rFonts w:ascii="Arial" w:cs="Arial" w:eastAsia="Arial" w:hAnsi="Arial"/>
-          <w:sz w:val="21"/>
-          <w:szCs w:val="21"/>
-        </w:rPr>
-        <w:t xml:space="preserve">PAMsim runs the selected simulations one after another, each with exactly the parameters of its own row - different boxes, durations, species, brightness and FRET are no problem. The Log tab shows --- S01 ---, --- S02 ---, ... with the count rates and the written files. Stop ends the whole sequence.</w:t>
+        <w:t xml:space="preserve"> - laser 2 excites dye 3 with 6 % of the excitation of laser 3, so a dye-3 molecule gives 6 % of its brightness in the laser-2 window (in the focus of laser 2).</w:t>
       </w:r>
     </w:p>
     <w:p>
@@ -7885,23 +9250,7 @@
           <w:sz w:val="21"/>
           <w:szCs w:val="21"/>
         </w:rPr>
-        <w:t xml:space="preserve">Each simulation is written into its own folder named after its file name, e.g. </w:t>
-      </w:r>
-      <w:r>
-        <w:rPr>
-          <w:rFonts w:ascii="Consolas" w:cs="Consolas" w:eastAsia="Consolas" w:hAnsi="Consolas"/>
-          <w:sz w:val="19"/>
-          <w:szCs w:val="19"/>
-        </w:rPr>
-        <w:t xml:space="preserve">C:\Sims\Crazy_2\Crazy_2_1.sim</w:t>
-      </w:r>
-      <w:r>
-        <w:rPr>
-          <w:rFonts w:ascii="Arial" w:cs="Arial" w:eastAsia="Arial" w:hAnsi="Arial"/>
-          <w:sz w:val="21"/>
-          <w:szCs w:val="21"/>
-        </w:rPr>
-        <w:t xml:space="preserve"> - the folder is created automatically. Switch this off in PAMsim's Output box (Own folder per simulation) to write all files into the output folder directly.</w:t>
+        <w:t xml:space="preserve">The brightness on the Simulations sheet keeps its meaning: the count rate of a dye in its own channel with its own laser. Crosstalk and direct excitation add photons on top of it.</w:t>
       </w:r>
     </w:p>
     <w:p>
@@ -7919,7 +9268,7 @@
           <w:sz w:val="21"/>
           <w:szCs w:val="21"/>
         </w:rPr>
-        <w:t xml:space="preserve">Every simulation needs its own file name - two rows with the same name and output folder write into the same folder and overwrite each other's files.</w:t>
+        <w:t xml:space="preserve">Direct excitation only affects species that carry the excited dye (brightness &gt; 0), e.g. an acceptor-only species is also directly excited.</w:t>
       </w:r>
     </w:p>
     <w:p>
@@ -7937,7 +9286,7 @@
           <w:sz w:val="21"/>
           <w:szCs w:val="21"/>
         </w:rPr>
-        <w:t xml:space="preserve">Characters that Windows does not allow in names (&lt; &gt; : " / \ | ? *) are replaced by _.</w:t>
+        <w:t xml:space="preserve">Pairs with a colour above Colours are ignored (with 2 colours only 1→2 is used).</w:t>
       </w:r>
     </w:p>
     <w:p>
@@ -7955,7 +9304,154 @@
           <w:sz w:val="21"/>
           <w:szCs w:val="21"/>
         </w:rPr>
-        <w:t xml:space="preserve">If the output folder of a row does not exist on this PC, the files are written to the folder set in PAMsim; the Log says so.</w:t>
+        <w:t xml:space="preserve">Example row: S00 is listed with realistic values but switched off - set its switches to Yes to try it.</w:t>
+      </w:r>
+    </w:p>
+    <w:p>
+      <w:pPr>
+        <w:pStyle w:val="Heading1"/>
+      </w:pPr>
+      <w:r>
+        <w:t xml:space="preserve">5  Running the simulations in PAMsim</w:t>
+      </w:r>
+    </w:p>
+    <w:p>
+      <w:pPr>
+        <w:pStyle w:val="ListParagraph"/>
+        <w:numPr>
+          <w:ilvl w:val="0"/>
+          <w:numId w:val="5"/>
+        </w:numPr>
+        <w:spacing w:after="60"/>
+      </w:pPr>
+      <w:r>
+        <w:rPr>
+          <w:rFonts w:ascii="Arial" w:cs="Arial" w:eastAsia="Arial" w:hAnsi="Arial"/>
+          <w:sz w:val="21"/>
+          <w:szCs w:val="21"/>
+        </w:rPr>
+        <w:t xml:space="preserve">Click </w:t>
+      </w:r>
+      <w:r>
+        <w:rPr>
+          <w:rFonts w:ascii="Arial" w:cs="Arial" w:eastAsia="Arial" w:hAnsi="Arial"/>
+          <w:b/>
+          <w:bCs/>
+          <w:sz w:val="21"/>
+          <w:szCs w:val="21"/>
+        </w:rPr>
+        <w:t xml:space="preserve">Load from planner...</w:t>
+      </w:r>
+      <w:r>
+        <w:rPr>
+          <w:rFonts w:ascii="Arial" w:cs="Arial" w:eastAsia="Arial" w:hAnsi="Arial"/>
+          <w:sz w:val="21"/>
+          <w:szCs w:val="21"/>
+        </w:rPr>
+        <w:t xml:space="preserve"> (top of the window) and choose the planner file.</w:t>
+      </w:r>
+    </w:p>
+    <w:p>
+      <w:pPr>
+        <w:pStyle w:val="ListParagraph"/>
+        <w:numPr>
+          <w:ilvl w:val="0"/>
+          <w:numId w:val="5"/>
+        </w:numPr>
+        <w:spacing w:after="60"/>
+      </w:pPr>
+      <w:r>
+        <w:rPr>
+          <w:rFonts w:ascii="Arial" w:cs="Arial" w:eastAsia="Arial" w:hAnsi="Arial"/>
+          <w:sz w:val="21"/>
+          <w:szCs w:val="21"/>
+        </w:rPr>
+        <w:t xml:space="preserve">A list shows all simulations with their check; red rows have a red check.</w:t>
+      </w:r>
+    </w:p>
+    <w:p>
+      <w:pPr>
+        <w:pStyle w:val="ListParagraph"/>
+        <w:numPr>
+          <w:ilvl w:val="0"/>
+          <w:numId w:val="5"/>
+        </w:numPr>
+        <w:spacing w:after="60"/>
+      </w:pPr>
+      <w:r>
+        <w:rPr>
+          <w:rFonts w:ascii="Arial" w:cs="Arial" w:eastAsia="Arial" w:hAnsi="Arial"/>
+          <w:sz w:val="21"/>
+          <w:szCs w:val="21"/>
+        </w:rPr>
+        <w:t xml:space="preserve">To check or change one simulation first: double-click it (or </w:t>
+      </w:r>
+      <w:r>
+        <w:rPr>
+          <w:rFonts w:ascii="Arial" w:cs="Arial" w:eastAsia="Arial" w:hAnsi="Arial"/>
+          <w:b/>
+          <w:bCs/>
+          <w:sz w:val="21"/>
+          <w:szCs w:val="21"/>
+        </w:rPr>
+        <w:t xml:space="preserve">Load into editor</w:t>
+      </w:r>
+      <w:r>
+        <w:rPr>
+          <w:rFonts w:ascii="Arial" w:cs="Arial" w:eastAsia="Arial" w:hAnsi="Arial"/>
+          <w:sz w:val="21"/>
+          <w:szCs w:val="21"/>
+        </w:rPr>
+        <w:t xml:space="preserve">). All values appear in the PAMsim window; press Start.</w:t>
+      </w:r>
+    </w:p>
+    <w:p>
+      <w:pPr>
+        <w:pStyle w:val="ListParagraph"/>
+        <w:numPr>
+          <w:ilvl w:val="0"/>
+          <w:numId w:val="5"/>
+        </w:numPr>
+        <w:spacing w:after="60"/>
+      </w:pPr>
+      <w:r>
+        <w:rPr>
+          <w:rFonts w:ascii="Arial" w:cs="Arial" w:eastAsia="Arial" w:hAnsi="Arial"/>
+          <w:sz w:val="21"/>
+          <w:szCs w:val="21"/>
+        </w:rPr>
+        <w:t xml:space="preserve">To run several: select them with Ctrl + click (single rows) or Shift + click (a range) and click </w:t>
+      </w:r>
+      <w:r>
+        <w:rPr>
+          <w:rFonts w:ascii="Arial" w:cs="Arial" w:eastAsia="Arial" w:hAnsi="Arial"/>
+          <w:b/>
+          <w:bCs/>
+          <w:sz w:val="21"/>
+          <w:szCs w:val="21"/>
+        </w:rPr>
+        <w:t xml:space="preserve">Run selected</w:t>
+      </w:r>
+      <w:r>
+        <w:rPr>
+          <w:rFonts w:ascii="Arial" w:cs="Arial" w:eastAsia="Arial" w:hAnsi="Arial"/>
+          <w:sz w:val="21"/>
+          <w:szCs w:val="21"/>
+        </w:rPr>
+        <w:t xml:space="preserve">.</w:t>
+      </w:r>
+    </w:p>
+    <w:p>
+      <w:pPr>
+        <w:spacing w:after="120"/>
+      </w:pPr>
+      <w:r>
+        <w:rPr>
+          <w:rFonts w:ascii="Arial" w:cs="Arial" w:eastAsia="Arial" w:hAnsi="Arial"/>
+          <w:sz w:val="21"/>
+          <w:szCs w:val="21"/>
+        </w:rPr>
+        <w:t xml:space="preserve">PAMsim runs the selected simulations one after another, each with exactly the parameters of its own row - different boxes, durations, species, brightness and FRET are no problem. The Log tab shows --- S01 ---, --- S02 ---, ... with the count rates and the written files. Stop ends the whole sequence.</w:t>
       </w:r>
     </w:p>
     <w:p>
@@ -7973,7 +9469,391 @@
           <w:sz w:val="21"/>
           <w:szCs w:val="21"/>
         </w:rPr>
+        <w:t xml:space="preserve">Each simulation is written into its own folder named after its file name, e.g. </w:t>
+      </w:r>
+      <w:r>
+        <w:rPr>
+          <w:rFonts w:ascii="Consolas" w:cs="Consolas" w:eastAsia="Consolas" w:hAnsi="Consolas"/>
+          <w:sz w:val="19"/>
+          <w:szCs w:val="19"/>
+        </w:rPr>
+        <w:t xml:space="preserve">C:\Sims\Crazy_2\Crazy_2_1.sim</w:t>
+      </w:r>
+      <w:r>
+        <w:rPr>
+          <w:rFonts w:ascii="Arial" w:cs="Arial" w:eastAsia="Arial" w:hAnsi="Arial"/>
+          <w:sz w:val="21"/>
+          <w:szCs w:val="21"/>
+        </w:rPr>
+        <w:t xml:space="preserve"> - the folder is created automatically. Switch this off in PAMsim's Output box (Own folder per simulation) to write all files into the output folder directly.</w:t>
+      </w:r>
+    </w:p>
+    <w:p>
+      <w:pPr>
+        <w:pStyle w:val="ListParagraph"/>
+        <w:numPr>
+          <w:ilvl w:val="0"/>
+          <w:numId w:val="2"/>
+        </w:numPr>
+        <w:spacing w:after="60"/>
+      </w:pPr>
+      <w:r>
+        <w:rPr>
+          <w:rFonts w:ascii="Arial" w:cs="Arial" w:eastAsia="Arial" w:hAnsi="Arial"/>
+          <w:sz w:val="21"/>
+          <w:szCs w:val="21"/>
+        </w:rPr>
+        <w:t xml:space="preserve">Every simulation needs its own file name - two rows with the same name and output folder write into the same folder and overwrite each other's files.</w:t>
+      </w:r>
+    </w:p>
+    <w:p>
+      <w:pPr>
+        <w:pStyle w:val="ListParagraph"/>
+        <w:numPr>
+          <w:ilvl w:val="0"/>
+          <w:numId w:val="2"/>
+        </w:numPr>
+        <w:spacing w:after="60"/>
+      </w:pPr>
+      <w:r>
+        <w:rPr>
+          <w:rFonts w:ascii="Arial" w:cs="Arial" w:eastAsia="Arial" w:hAnsi="Arial"/>
+          <w:sz w:val="21"/>
+          <w:szCs w:val="21"/>
+        </w:rPr>
+        <w:t xml:space="preserve">Characters that Windows does not allow in names (&lt; &gt; : " / \ | ? *) are replaced by _.</w:t>
+      </w:r>
+    </w:p>
+    <w:p>
+      <w:pPr>
+        <w:pStyle w:val="ListParagraph"/>
+        <w:numPr>
+          <w:ilvl w:val="0"/>
+          <w:numId w:val="2"/>
+        </w:numPr>
+        <w:spacing w:after="60"/>
+      </w:pPr>
+      <w:r>
+        <w:rPr>
+          <w:rFonts w:ascii="Arial" w:cs="Arial" w:eastAsia="Arial" w:hAnsi="Arial"/>
+          <w:sz w:val="21"/>
+          <w:szCs w:val="21"/>
+        </w:rPr>
+        <w:t xml:space="preserve">If the output folder of a row does not exist on this PC, the files are written to the folder set in PAMsim; the Log says so.</w:t>
+      </w:r>
+    </w:p>
+    <w:p>
+      <w:pPr>
+        <w:pStyle w:val="ListParagraph"/>
+        <w:numPr>
+          <w:ilvl w:val="0"/>
+          <w:numId w:val="2"/>
+        </w:numPr>
+        <w:spacing w:after="60"/>
+      </w:pPr>
+      <w:r>
+        <w:rPr>
+          <w:rFonts w:ascii="Arial" w:cs="Arial" w:eastAsia="Arial" w:hAnsi="Arial"/>
+          <w:sz w:val="21"/>
+          <w:szCs w:val="21"/>
+        </w:rPr>
         <w:t xml:space="preserve">PAMsim asks before running simulations that have a red check.</w:t>
+      </w:r>
+    </w:p>
+    <w:p>
+      <w:pPr>
+        <w:pStyle w:val="ListParagraph"/>
+        <w:numPr>
+          <w:ilvl w:val="0"/>
+          <w:numId w:val="2"/>
+        </w:numPr>
+        <w:spacing w:after="60"/>
+      </w:pPr>
+      <w:r>
+        <w:rPr>
+          <w:rFonts w:ascii="Arial" w:cs="Arial" w:eastAsia="Arial" w:hAnsi="Arial"/>
+          <w:sz w:val="21"/>
+          <w:szCs w:val="21"/>
+        </w:rPr>
+        <w:t xml:space="preserve">The list in PAMsim has a column Crosstalk / dir. exc. that shows what is switched on for each simulation.</w:t>
+      </w:r>
+    </w:p>
+    <w:p>
+      <w:pPr>
+        <w:pStyle w:val="Heading2"/>
+      </w:pPr>
+      <w:r>
+        <w:t xml:space="preserve">5.1  The info file written after every simulation</w:t>
+      </w:r>
+    </w:p>
+    <w:p>
+      <w:pPr>
+        <w:spacing w:after="120"/>
+      </w:pPr>
+      <w:r>
+        <w:rPr>
+          <w:rFonts w:ascii="Arial" w:cs="Arial" w:eastAsia="Arial" w:hAnsi="Arial"/>
+          <w:sz w:val="21"/>
+          <w:szCs w:val="21"/>
+        </w:rPr>
+        <w:t xml:space="preserve">When a file is finished, PAMsim writes a text file next to it: </w:t>
+      </w:r>
+      <w:r>
+        <w:rPr>
+          <w:rFonts w:ascii="Consolas" w:cs="Consolas" w:eastAsia="Consolas" w:hAnsi="Consolas"/>
+          <w:sz w:val="19"/>
+          <w:szCs w:val="19"/>
+        </w:rPr>
+        <w:t xml:space="preserve">&lt;name&gt;_1_info.txt</w:t>
+      </w:r>
+      <w:r>
+        <w:rPr>
+          <w:rFonts w:ascii="Arial" w:cs="Arial" w:eastAsia="Arial" w:hAnsi="Arial"/>
+          <w:sz w:val="21"/>
+          <w:szCs w:val="21"/>
+        </w:rPr>
+        <w:t xml:space="preserve"> next to </w:t>
+      </w:r>
+      <w:r>
+        <w:rPr>
+          <w:rFonts w:ascii="Consolas" w:cs="Consolas" w:eastAsia="Consolas" w:hAnsi="Consolas"/>
+          <w:sz w:val="19"/>
+          <w:szCs w:val="19"/>
+        </w:rPr>
+        <w:t xml:space="preserve">&lt;name&gt;_1.sim</w:t>
+      </w:r>
+      <w:r>
+        <w:rPr>
+          <w:rFonts w:ascii="Arial" w:cs="Arial" w:eastAsia="Arial" w:hAnsi="Arial"/>
+          <w:sz w:val="21"/>
+          <w:szCs w:val="21"/>
+        </w:rPr>
+        <w:t xml:space="preserve"> (also when you start a simulation from the editor). It lists:</w:t>
+      </w:r>
+    </w:p>
+    <w:p>
+      <w:pPr>
+        <w:pStyle w:val="ListParagraph"/>
+        <w:numPr>
+          <w:ilvl w:val="0"/>
+          <w:numId w:val="2"/>
+        </w:numPr>
+        <w:spacing w:after="60"/>
+      </w:pPr>
+      <w:r>
+        <w:rPr>
+          <w:rFonts w:ascii="Arial" w:cs="Arial" w:eastAsia="Arial" w:hAnsi="Arial"/>
+          <w:sz w:val="21"/>
+          <w:szCs w:val="21"/>
+        </w:rPr>
+        <w:t xml:space="preserve">File name, Duration, Microtime range, Background (yes / no), Number of species</w:t>
+      </w:r>
+    </w:p>
+    <w:p>
+      <w:pPr>
+        <w:pStyle w:val="ListParagraph"/>
+        <w:numPr>
+          <w:ilvl w:val="0"/>
+          <w:numId w:val="2"/>
+        </w:numPr>
+        <w:spacing w:after="60"/>
+      </w:pPr>
+      <w:r>
+        <w:rPr>
+          <w:rFonts w:ascii="Arial" w:cs="Arial" w:eastAsia="Arial" w:hAnsi="Arial"/>
+          <w:sz w:val="21"/>
+          <w:szCs w:val="21"/>
+        </w:rPr>
+        <w:t xml:space="preserve">FRET (no / static / dynamic) and, with FRET, the Förster radii R0 and the distances R (with the FRET efficiency E)</w:t>
+      </w:r>
+    </w:p>
+    <w:p>
+      <w:pPr>
+        <w:pStyle w:val="ListParagraph"/>
+        <w:numPr>
+          <w:ilvl w:val="0"/>
+          <w:numId w:val="2"/>
+        </w:numPr>
+        <w:spacing w:after="60"/>
+      </w:pPr>
+      <w:r>
+        <w:rPr>
+          <w:rFonts w:ascii="Arial" w:cs="Arial" w:eastAsia="Arial" w:hAnsi="Arial"/>
+          <w:sz w:val="21"/>
+          <w:szCs w:val="21"/>
+        </w:rPr>
+        <w:t xml:space="preserve">Crosstalk (yes / no) and Direct excitation (yes / no), with the values when yes</w:t>
+      </w:r>
+    </w:p>
+    <w:p>
+      <w:pPr>
+        <w:pStyle w:val="ListParagraph"/>
+        <w:numPr>
+          <w:ilvl w:val="0"/>
+          <w:numId w:val="2"/>
+        </w:numPr>
+        <w:spacing w:after="60"/>
+      </w:pPr>
+      <w:r>
+        <w:rPr>
+          <w:rFonts w:ascii="Arial" w:cs="Arial" w:eastAsia="Arial" w:hAnsi="Arial"/>
+          <w:sz w:val="21"/>
+          <w:szCs w:val="21"/>
+        </w:rPr>
+        <w:t xml:space="preserve">For every species: name, number of colours (the dyes it carries), diffusion coefficient, concentration, brightness and lifetime. With one colour the values are written without a number; with several colours they are numbered by colour: Diffusion coefficient 1, Concentration 1, Brightness 1, Lifetime 1, Diffusion coefficient 2, ...</w:t>
+      </w:r>
+    </w:p>
+    <w:p>
+      <w:pPr>
+        <w:pStyle w:val="ListParagraph"/>
+        <w:numPr>
+          <w:ilvl w:val="0"/>
+          <w:numId w:val="2"/>
+        </w:numPr>
+        <w:spacing w:after="60"/>
+      </w:pPr>
+      <w:r>
+        <w:rPr>
+          <w:rFonts w:ascii="Arial" w:cs="Arial" w:eastAsia="Arial" w:hAnsi="Arial"/>
+          <w:sz w:val="21"/>
+          <w:szCs w:val="21"/>
+        </w:rPr>
+        <w:t xml:space="preserve">At the end: date, planner Sim ID, seed, run time, measured count rates and the files written.</w:t>
+      </w:r>
+    </w:p>
+    <w:p>
+      <w:pPr>
+        <w:shd w:fill="F2F4F7" w:color="auto" w:val="clear"/>
+        <w:spacing w:after="0"/>
+        <w:ind w:left="200"/>
+      </w:pPr>
+      <w:r>
+        <w:rPr>
+          <w:rFonts w:ascii="Consolas" w:cs="Consolas" w:eastAsia="Consolas" w:hAnsi="Consolas"/>
+          <w:sz w:val="19"/>
+          <w:szCs w:val="19"/>
+        </w:rPr>
+        <w:t xml:space="preserve">Species 3</w:t>
+      </w:r>
+    </w:p>
+    <w:p>
+      <w:pPr>
+        <w:shd w:fill="F2F4F7" w:color="auto" w:val="clear"/>
+        <w:spacing w:after="0"/>
+        <w:ind w:left="200"/>
+      </w:pPr>
+      <w:r>
+        <w:rPr>
+          <w:rFonts w:ascii="Consolas" w:cs="Consolas" w:eastAsia="Consolas" w:hAnsi="Consolas"/>
+          <w:sz w:val="19"/>
+          <w:szCs w:val="19"/>
+        </w:rPr>
+        <w:t xml:space="preserve">  Name:                      green-red</w:t>
+      </w:r>
+    </w:p>
+    <w:p>
+      <w:pPr>
+        <w:shd w:fill="F2F4F7" w:color="auto" w:val="clear"/>
+        <w:spacing w:after="0"/>
+        <w:ind w:left="200"/>
+      </w:pPr>
+      <w:r>
+        <w:rPr>
+          <w:rFonts w:ascii="Consolas" w:cs="Consolas" w:eastAsia="Consolas" w:hAnsi="Consolas"/>
+          <w:sz w:val="19"/>
+          <w:szCs w:val="19"/>
+        </w:rPr>
+        <w:t xml:space="preserve">  Number of colours:         2 (colours 2, 3)</w:t>
+      </w:r>
+    </w:p>
+    <w:p>
+      <w:pPr>
+        <w:shd w:fill="F2F4F7" w:color="auto" w:val="clear"/>
+        <w:spacing w:after="0"/>
+        <w:ind w:left="200"/>
+      </w:pPr>
+      <w:r>
+        <w:rPr>
+          <w:rFonts w:ascii="Consolas" w:cs="Consolas" w:eastAsia="Consolas" w:hAnsi="Consolas"/>
+          <w:sz w:val="19"/>
+          <w:szCs w:val="19"/>
+        </w:rPr>
+        <w:t xml:space="preserve">  Diffusion coefficient 2:   35 um^2/s</w:t>
+      </w:r>
+    </w:p>
+    <w:p>
+      <w:pPr>
+        <w:shd w:fill="F2F4F7" w:color="auto" w:val="clear"/>
+        <w:spacing w:after="0"/>
+        <w:ind w:left="200"/>
+      </w:pPr>
+      <w:r>
+        <w:rPr>
+          <w:rFonts w:ascii="Consolas" w:cs="Consolas" w:eastAsia="Consolas" w:hAnsi="Consolas"/>
+          <w:sz w:val="19"/>
+          <w:szCs w:val="19"/>
+        </w:rPr>
+        <w:t xml:space="preserve">  Concentration 2:           2.657 nM</w:t>
+      </w:r>
+    </w:p>
+    <w:p>
+      <w:pPr>
+        <w:shd w:fill="F2F4F7" w:color="auto" w:val="clear"/>
+        <w:spacing w:after="0"/>
+        <w:ind w:left="200"/>
+      </w:pPr>
+      <w:r>
+        <w:rPr>
+          <w:rFonts w:ascii="Consolas" w:cs="Consolas" w:eastAsia="Consolas" w:hAnsi="Consolas"/>
+          <w:sz w:val="19"/>
+          <w:szCs w:val="19"/>
+        </w:rPr>
+        <w:t xml:space="preserve">  Brightness 2:              70 kHz</w:t>
+      </w:r>
+    </w:p>
+    <w:p>
+      <w:pPr>
+        <w:shd w:fill="F2F4F7" w:color="auto" w:val="clear"/>
+        <w:spacing w:after="0"/>
+        <w:ind w:left="200"/>
+      </w:pPr>
+      <w:r>
+        <w:rPr>
+          <w:rFonts w:ascii="Consolas" w:cs="Consolas" w:eastAsia="Consolas" w:hAnsi="Consolas"/>
+          <w:sz w:val="19"/>
+          <w:szCs w:val="19"/>
+        </w:rPr>
+        <w:t xml:space="preserve">  Lifetime 2:                3 ns</w:t>
+      </w:r>
+    </w:p>
+    <w:p>
+      <w:pPr>
+        <w:shd w:fill="F2F4F7" w:color="auto" w:val="clear"/>
+        <w:spacing w:after="0"/>
+        <w:ind w:left="200"/>
+      </w:pPr>
+      <w:r>
+        <w:rPr>
+          <w:rFonts w:ascii="Consolas" w:cs="Consolas" w:eastAsia="Consolas" w:hAnsi="Consolas"/>
+          <w:sz w:val="19"/>
+          <w:szCs w:val="19"/>
+        </w:rPr>
+        <w:t xml:space="preserve">  Diffusion coefficient 3:   35 um^2/s</w:t>
+      </w:r>
+    </w:p>
+    <w:p>
+      <w:pPr>
+        <w:shd w:fill="F2F4F7" w:color="auto" w:val="clear"/>
+        <w:spacing w:after="160"/>
+        <w:ind w:left="200"/>
+      </w:pPr>
+      <w:r>
+        <w:rPr>
+          <w:rFonts w:ascii="Consolas" w:cs="Consolas" w:eastAsia="Consolas" w:hAnsi="Consolas"/>
+          <w:sz w:val="19"/>
+          <w:szCs w:val="19"/>
+        </w:rPr>
+        <w:t xml:space="preserve">  ...</w:t>
       </w:r>
     </w:p>
     <w:p>
@@ -8625,6 +10505,679 @@
           </w:p>
         </w:tc>
       </w:tr>
+      <w:tr>
+        <w:tc>
+          <w:tcPr>
+            <w:tcW w:type="dxa" w:w="3000"/>
+            <w:tcBorders>
+              <w:top w:val="single" w:color="C9CED6" w:sz="4"/>
+              <w:left w:val="single" w:color="C9CED6" w:sz="4"/>
+              <w:bottom w:val="single" w:color="C9CED6" w:sz="4"/>
+              <w:right w:val="single" w:color="C9CED6" w:sz="4"/>
+            </w:tcBorders>
+            <w:shd w:fill="F7F9FB" w:color="auto" w:val="clear"/>
+            <w:tcMar>
+              <w:top w:type="dxa" w:w="50"/>
+              <w:left w:type="dxa" w:w="100"/>
+              <w:bottom w:type="dxa" w:w="50"/>
+              <w:right w:type="dxa" w:w="100"/>
+            </w:tcMar>
+          </w:tcPr>
+          <w:p>
+            <w:r>
+              <w:rPr>
+                <w:rFonts w:ascii="Arial" w:cs="Arial" w:eastAsia="Arial" w:hAnsi="Arial"/>
+                <w:b w:val="false"/>
+                <w:bCs w:val="false"/>
+                <w:sz w:val="19"/>
+                <w:szCs w:val="19"/>
+              </w:rPr>
+              <w:t xml:space="preserve">⚠ crosstalk sheet: ...</w:t>
+            </w:r>
+          </w:p>
+        </w:tc>
+        <w:tc>
+          <w:tcPr>
+            <w:tcW w:type="dxa" w:w="6638"/>
+            <w:tcBorders>
+              <w:top w:val="single" w:color="C9CED6" w:sz="4"/>
+              <w:left w:val="single" w:color="C9CED6" w:sz="4"/>
+              <w:bottom w:val="single" w:color="C9CED6" w:sz="4"/>
+              <w:right w:val="single" w:color="C9CED6" w:sz="4"/>
+            </w:tcBorders>
+            <w:shd w:fill="F7F9FB" w:color="auto" w:val="clear"/>
+            <w:tcMar>
+              <w:top w:type="dxa" w:w="50"/>
+              <w:left w:type="dxa" w:w="100"/>
+              <w:bottom w:type="dxa" w:w="50"/>
+              <w:right w:type="dxa" w:w="100"/>
+            </w:tcMar>
+          </w:tcPr>
+          <w:p>
+            <w:r>
+              <w:rPr>
+                <w:rFonts w:ascii="Arial" w:cs="Arial" w:eastAsia="Arial" w:hAnsi="Arial"/>
+                <w:b w:val="false"/>
+                <w:bCs w:val="false"/>
+                <w:sz w:val="19"/>
+                <w:szCs w:val="19"/>
+              </w:rPr>
+              <w:t xml:space="preserve">The row of this simulation on the sheet Crosstalk &amp; direct exc has a warning - see its Check column.</w:t>
+            </w:r>
+          </w:p>
+        </w:tc>
+      </w:tr>
+    </w:tbl>
+    <w:p>
+      <w:pPr>
+        <w:spacing w:after="120"/>
+      </w:pPr>
+      <w:r>
+        <w:rPr>
+          <w:rFonts w:ascii="Arial" w:cs="Arial" w:eastAsia="Arial" w:hAnsi="Arial"/>
+          <w:sz w:val="21"/>
+          <w:szCs w:val="21"/>
+        </w:rPr>
+        <w:t xml:space="preserve">Checks on the sheet </w:t>
+      </w:r>
+      <w:r>
+        <w:rPr>
+          <w:rFonts w:ascii="Arial" w:cs="Arial" w:eastAsia="Arial" w:hAnsi="Arial"/>
+          <w:b/>
+          <w:bCs/>
+          <w:sz w:val="21"/>
+          <w:szCs w:val="21"/>
+        </w:rPr>
+        <w:t xml:space="preserve">Crosstalk &amp; direct exc</w:t>
+      </w:r>
+      <w:r>
+        <w:rPr>
+          <w:rFonts w:ascii="Arial" w:cs="Arial" w:eastAsia="Arial" w:hAnsi="Arial"/>
+          <w:sz w:val="21"/>
+          <w:szCs w:val="21"/>
+        </w:rPr>
+        <w:t xml:space="preserve">:</w:t>
+      </w:r>
+    </w:p>
+    <w:tbl>
+      <w:tblPr>
+        <w:tblW w:type="dxa" w:w="9638"/>
+        <w:tblBorders>
+          <w:top w:val="single" w:color="auto" w:sz="4"/>
+          <w:left w:val="single" w:color="auto" w:sz="4"/>
+          <w:bottom w:val="single" w:color="auto" w:sz="4"/>
+          <w:right w:val="single" w:color="auto" w:sz="4"/>
+          <w:insideH w:val="single" w:color="auto" w:sz="4"/>
+          <w:insideV w:val="single" w:color="auto" w:sz="4"/>
+        </w:tblBorders>
+      </w:tblPr>
+      <w:tblGrid>
+        <w:gridCol w:w="3000"/>
+        <w:gridCol w:w="6638"/>
+      </w:tblGrid>
+      <w:tr>
+        <w:trPr>
+          <w:tblHeader/>
+        </w:trPr>
+        <w:tc>
+          <w:tcPr>
+            <w:tcW w:type="dxa" w:w="3000"/>
+            <w:tcBorders>
+              <w:top w:val="single" w:color="C9CED6" w:sz="4"/>
+              <w:left w:val="single" w:color="C9CED6" w:sz="4"/>
+              <w:bottom w:val="single" w:color="C9CED6" w:sz="4"/>
+              <w:right w:val="single" w:color="C9CED6" w:sz="4"/>
+            </w:tcBorders>
+            <w:shd w:fill="1F3A5F" w:color="auto" w:val="clear"/>
+            <w:tcMar>
+              <w:top w:type="dxa" w:w="60"/>
+              <w:left w:type="dxa" w:w="100"/>
+              <w:bottom w:type="dxa" w:w="60"/>
+              <w:right w:type="dxa" w:w="100"/>
+            </w:tcMar>
+          </w:tcPr>
+          <w:p>
+            <w:r>
+              <w:rPr>
+                <w:rFonts w:ascii="Arial" w:cs="Arial" w:eastAsia="Arial" w:hAnsi="Arial"/>
+                <w:b/>
+                <w:bCs/>
+                <w:color w:val="FFFFFF"/>
+                <w:sz w:val="19"/>
+                <w:szCs w:val="19"/>
+              </w:rPr>
+              <w:t xml:space="preserve">Check</w:t>
+            </w:r>
+          </w:p>
+        </w:tc>
+        <w:tc>
+          <w:tcPr>
+            <w:tcW w:type="dxa" w:w="6638"/>
+            <w:tcBorders>
+              <w:top w:val="single" w:color="C9CED6" w:sz="4"/>
+              <w:left w:val="single" w:color="C9CED6" w:sz="4"/>
+              <w:bottom w:val="single" w:color="C9CED6" w:sz="4"/>
+              <w:right w:val="single" w:color="C9CED6" w:sz="4"/>
+            </w:tcBorders>
+            <w:shd w:fill="1F3A5F" w:color="auto" w:val="clear"/>
+            <w:tcMar>
+              <w:top w:type="dxa" w:w="60"/>
+              <w:left w:type="dxa" w:w="100"/>
+              <w:bottom w:type="dxa" w:w="60"/>
+              <w:right w:type="dxa" w:w="100"/>
+            </w:tcMar>
+          </w:tcPr>
+          <w:p>
+            <w:r>
+              <w:rPr>
+                <w:rFonts w:ascii="Arial" w:cs="Arial" w:eastAsia="Arial" w:hAnsi="Arial"/>
+                <w:b/>
+                <w:bCs/>
+                <w:color w:val="FFFFFF"/>
+                <w:sz w:val="19"/>
+                <w:szCs w:val="19"/>
+              </w:rPr>
+              <w:t xml:space="preserve">Meaning and what to do</w:t>
+            </w:r>
+          </w:p>
+        </w:tc>
+      </w:tr>
+      <w:tr>
+        <w:tc>
+          <w:tcPr>
+            <w:tcW w:type="dxa" w:w="3000"/>
+            <w:tcBorders>
+              <w:top w:val="single" w:color="C9CED6" w:sz="4"/>
+              <w:left w:val="single" w:color="C9CED6" w:sz="4"/>
+              <w:bottom w:val="single" w:color="C9CED6" w:sz="4"/>
+              <w:right w:val="single" w:color="C9CED6" w:sz="4"/>
+            </w:tcBorders>
+            <w:shd w:fill="FFFFFF" w:color="auto" w:val="clear"/>
+            <w:tcMar>
+              <w:top w:type="dxa" w:w="50"/>
+              <w:left w:type="dxa" w:w="100"/>
+              <w:bottom w:type="dxa" w:w="50"/>
+              <w:right w:type="dxa" w:w="100"/>
+            </w:tcMar>
+          </w:tcPr>
+          <w:p>
+            <w:r>
+              <w:rPr>
+                <w:rFonts w:ascii="Arial" w:cs="Arial" w:eastAsia="Arial" w:hAnsi="Arial"/>
+                <w:b w:val="false"/>
+                <w:bCs w:val="false"/>
+                <w:sz w:val="19"/>
+                <w:szCs w:val="19"/>
+              </w:rPr>
+              <w:t xml:space="preserve">✔ on: crosstalk + direct excitation</w:t>
+            </w:r>
+          </w:p>
+        </w:tc>
+        <w:tc>
+          <w:tcPr>
+            <w:tcW w:type="dxa" w:w="6638"/>
+            <w:tcBorders>
+              <w:top w:val="single" w:color="C9CED6" w:sz="4"/>
+              <w:left w:val="single" w:color="C9CED6" w:sz="4"/>
+              <w:bottom w:val="single" w:color="C9CED6" w:sz="4"/>
+              <w:right w:val="single" w:color="C9CED6" w:sz="4"/>
+            </w:tcBorders>
+            <w:shd w:fill="FFFFFF" w:color="auto" w:val="clear"/>
+            <w:tcMar>
+              <w:top w:type="dxa" w:w="50"/>
+              <w:left w:type="dxa" w:w="100"/>
+              <w:bottom w:type="dxa" w:w="50"/>
+              <w:right w:type="dxa" w:w="100"/>
+            </w:tcMar>
+          </w:tcPr>
+          <w:p>
+            <w:r>
+              <w:rPr>
+                <w:rFonts w:ascii="Arial" w:cs="Arial" w:eastAsia="Arial" w:hAnsi="Arial"/>
+                <w:b w:val="false"/>
+                <w:bCs w:val="false"/>
+                <w:sz w:val="19"/>
+                <w:szCs w:val="19"/>
+              </w:rPr>
+              <w:t xml:space="preserve">Switched on; the values are used.</w:t>
+            </w:r>
+          </w:p>
+        </w:tc>
+      </w:tr>
+      <w:tr>
+        <w:tc>
+          <w:tcPr>
+            <w:tcW w:type="dxa" w:w="3000"/>
+            <w:tcBorders>
+              <w:top w:val="single" w:color="C9CED6" w:sz="4"/>
+              <w:left w:val="single" w:color="C9CED6" w:sz="4"/>
+              <w:bottom w:val="single" w:color="C9CED6" w:sz="4"/>
+              <w:right w:val="single" w:color="C9CED6" w:sz="4"/>
+            </w:tcBorders>
+            <w:shd w:fill="F7F9FB" w:color="auto" w:val="clear"/>
+            <w:tcMar>
+              <w:top w:type="dxa" w:w="50"/>
+              <w:left w:type="dxa" w:w="100"/>
+              <w:bottom w:type="dxa" w:w="50"/>
+              <w:right w:type="dxa" w:w="100"/>
+            </w:tcMar>
+          </w:tcPr>
+          <w:p>
+            <w:r>
+              <w:rPr>
+                <w:rFonts w:ascii="Arial" w:cs="Arial" w:eastAsia="Arial" w:hAnsi="Arial"/>
+                <w:b w:val="false"/>
+                <w:bCs w:val="false"/>
+                <w:sz w:val="19"/>
+                <w:szCs w:val="19"/>
+              </w:rPr>
+              <w:t xml:space="preserve">– off</w:t>
+            </w:r>
+          </w:p>
+        </w:tc>
+        <w:tc>
+          <w:tcPr>
+            <w:tcW w:type="dxa" w:w="6638"/>
+            <w:tcBorders>
+              <w:top w:val="single" w:color="C9CED6" w:sz="4"/>
+              <w:left w:val="single" w:color="C9CED6" w:sz="4"/>
+              <w:bottom w:val="single" w:color="C9CED6" w:sz="4"/>
+              <w:right w:val="single" w:color="C9CED6" w:sz="4"/>
+            </w:tcBorders>
+            <w:shd w:fill="F7F9FB" w:color="auto" w:val="clear"/>
+            <w:tcMar>
+              <w:top w:type="dxa" w:w="50"/>
+              <w:left w:type="dxa" w:w="100"/>
+              <w:bottom w:type="dxa" w:w="50"/>
+              <w:right w:type="dxa" w:w="100"/>
+            </w:tcMar>
+          </w:tcPr>
+          <w:p>
+            <w:r>
+              <w:rPr>
+                <w:rFonts w:ascii="Arial" w:cs="Arial" w:eastAsia="Arial" w:hAnsi="Arial"/>
+                <w:b w:val="false"/>
+                <w:bCs w:val="false"/>
+                <w:sz w:val="19"/>
+                <w:szCs w:val="19"/>
+              </w:rPr>
+              <w:t xml:space="preserve">Both switches are No or empty: this simulation has no crosstalk and no direct excitation.</w:t>
+            </w:r>
+          </w:p>
+        </w:tc>
+      </w:tr>
+      <w:tr>
+        <w:tc>
+          <w:tcPr>
+            <w:tcW w:type="dxa" w:w="3000"/>
+            <w:tcBorders>
+              <w:top w:val="single" w:color="C9CED6" w:sz="4"/>
+              <w:left w:val="single" w:color="C9CED6" w:sz="4"/>
+              <w:bottom w:val="single" w:color="C9CED6" w:sz="4"/>
+              <w:right w:val="single" w:color="C9CED6" w:sz="4"/>
+            </w:tcBorders>
+            <w:shd w:fill="FFFFFF" w:color="auto" w:val="clear"/>
+            <w:tcMar>
+              <w:top w:type="dxa" w:w="50"/>
+              <w:left w:type="dxa" w:w="100"/>
+              <w:bottom w:type="dxa" w:w="50"/>
+              <w:right w:type="dxa" w:w="100"/>
+            </w:tcMar>
+          </w:tcPr>
+          <w:p>
+            <w:r>
+              <w:rPr>
+                <w:rFonts w:ascii="Arial" w:cs="Arial" w:eastAsia="Arial" w:hAnsi="Arial"/>
+                <w:b w:val="false"/>
+                <w:bCs w:val="false"/>
+                <w:sz w:val="19"/>
+                <w:szCs w:val="19"/>
+              </w:rPr>
+              <w:t xml:space="preserve">✖ Sim ID not found</w:t>
+            </w:r>
+          </w:p>
+        </w:tc>
+        <w:tc>
+          <w:tcPr>
+            <w:tcW w:type="dxa" w:w="6638"/>
+            <w:tcBorders>
+              <w:top w:val="single" w:color="C9CED6" w:sz="4"/>
+              <w:left w:val="single" w:color="C9CED6" w:sz="4"/>
+              <w:bottom w:val="single" w:color="C9CED6" w:sz="4"/>
+              <w:right w:val="single" w:color="C9CED6" w:sz="4"/>
+            </w:tcBorders>
+            <w:shd w:fill="FFFFFF" w:color="auto" w:val="clear"/>
+            <w:tcMar>
+              <w:top w:type="dxa" w:w="50"/>
+              <w:left w:type="dxa" w:w="100"/>
+              <w:bottom w:type="dxa" w:w="50"/>
+              <w:right w:type="dxa" w:w="100"/>
+            </w:tcMar>
+          </w:tcPr>
+          <w:p>
+            <w:r>
+              <w:rPr>
+                <w:rFonts w:ascii="Arial" w:cs="Arial" w:eastAsia="Arial" w:hAnsi="Arial"/>
+                <w:b w:val="false"/>
+                <w:bCs w:val="false"/>
+                <w:sz w:val="19"/>
+                <w:szCs w:val="19"/>
+              </w:rPr>
+              <w:t xml:space="preserve">The Sim ID does not exist on the Simulations sheet (typo, or the simulation was renamed).</w:t>
+            </w:r>
+          </w:p>
+        </w:tc>
+      </w:tr>
+      <w:tr>
+        <w:tc>
+          <w:tcPr>
+            <w:tcW w:type="dxa" w:w="3000"/>
+            <w:tcBorders>
+              <w:top w:val="single" w:color="C9CED6" w:sz="4"/>
+              <w:left w:val="single" w:color="C9CED6" w:sz="4"/>
+              <w:bottom w:val="single" w:color="C9CED6" w:sz="4"/>
+              <w:right w:val="single" w:color="C9CED6" w:sz="4"/>
+            </w:tcBorders>
+            <w:shd w:fill="F7F9FB" w:color="auto" w:val="clear"/>
+            <w:tcMar>
+              <w:top w:type="dxa" w:w="50"/>
+              <w:left w:type="dxa" w:w="100"/>
+              <w:bottom w:type="dxa" w:w="50"/>
+              <w:right w:type="dxa" w:w="100"/>
+            </w:tcMar>
+          </w:tcPr>
+          <w:p>
+            <w:r>
+              <w:rPr>
+                <w:rFonts w:ascii="Arial" w:cs="Arial" w:eastAsia="Arial" w:hAnsi="Arial"/>
+                <w:b w:val="false"/>
+                <w:bCs w:val="false"/>
+                <w:sz w:val="19"/>
+                <w:szCs w:val="19"/>
+              </w:rPr>
+              <w:t xml:space="preserve">✖ Sim ID entered twice</w:t>
+            </w:r>
+          </w:p>
+        </w:tc>
+        <w:tc>
+          <w:tcPr>
+            <w:tcW w:type="dxa" w:w="6638"/>
+            <w:tcBorders>
+              <w:top w:val="single" w:color="C9CED6" w:sz="4"/>
+              <w:left w:val="single" w:color="C9CED6" w:sz="4"/>
+              <w:bottom w:val="single" w:color="C9CED6" w:sz="4"/>
+              <w:right w:val="single" w:color="C9CED6" w:sz="4"/>
+            </w:tcBorders>
+            <w:shd w:fill="F7F9FB" w:color="auto" w:val="clear"/>
+            <w:tcMar>
+              <w:top w:type="dxa" w:w="50"/>
+              <w:left w:type="dxa" w:w="100"/>
+              <w:bottom w:type="dxa" w:w="50"/>
+              <w:right w:type="dxa" w:w="100"/>
+            </w:tcMar>
+          </w:tcPr>
+          <w:p>
+            <w:r>
+              <w:rPr>
+                <w:rFonts w:ascii="Arial" w:cs="Arial" w:eastAsia="Arial" w:hAnsi="Arial"/>
+                <w:b w:val="false"/>
+                <w:bCs w:val="false"/>
+                <w:sz w:val="19"/>
+                <w:szCs w:val="19"/>
+              </w:rPr>
+              <w:t xml:space="preserve">Only the first row of a Sim ID is used - delete the other one.</w:t>
+            </w:r>
+          </w:p>
+        </w:tc>
+      </w:tr>
+      <w:tr>
+        <w:tc>
+          <w:tcPr>
+            <w:tcW w:type="dxa" w:w="3000"/>
+            <w:tcBorders>
+              <w:top w:val="single" w:color="C9CED6" w:sz="4"/>
+              <w:left w:val="single" w:color="C9CED6" w:sz="4"/>
+              <w:bottom w:val="single" w:color="C9CED6" w:sz="4"/>
+              <w:right w:val="single" w:color="C9CED6" w:sz="4"/>
+            </w:tcBorders>
+            <w:shd w:fill="FFFFFF" w:color="auto" w:val="clear"/>
+            <w:tcMar>
+              <w:top w:type="dxa" w:w="50"/>
+              <w:left w:type="dxa" w:w="100"/>
+              <w:bottom w:type="dxa" w:w="50"/>
+              <w:right w:type="dxa" w:w="100"/>
+            </w:tcMar>
+          </w:tcPr>
+          <w:p>
+            <w:r>
+              <w:rPr>
+                <w:rFonts w:ascii="Arial" w:cs="Arial" w:eastAsia="Arial" w:hAnsi="Arial"/>
+                <w:b w:val="false"/>
+                <w:bCs w:val="false"/>
+                <w:sz w:val="19"/>
+                <w:szCs w:val="19"/>
+              </w:rPr>
+              <w:t xml:space="preserve">⚠ needs ≥ 2 colours</w:t>
+            </w:r>
+          </w:p>
+        </w:tc>
+        <w:tc>
+          <w:tcPr>
+            <w:tcW w:type="dxa" w:w="6638"/>
+            <w:tcBorders>
+              <w:top w:val="single" w:color="C9CED6" w:sz="4"/>
+              <w:left w:val="single" w:color="C9CED6" w:sz="4"/>
+              <w:bottom w:val="single" w:color="C9CED6" w:sz="4"/>
+              <w:right w:val="single" w:color="C9CED6" w:sz="4"/>
+            </w:tcBorders>
+            <w:shd w:fill="FFFFFF" w:color="auto" w:val="clear"/>
+            <w:tcMar>
+              <w:top w:type="dxa" w:w="50"/>
+              <w:left w:type="dxa" w:w="100"/>
+              <w:bottom w:type="dxa" w:w="50"/>
+              <w:right w:type="dxa" w:w="100"/>
+            </w:tcMar>
+          </w:tcPr>
+          <w:p>
+            <w:r>
+              <w:rPr>
+                <w:rFonts w:ascii="Arial" w:cs="Arial" w:eastAsia="Arial" w:hAnsi="Arial"/>
+                <w:b w:val="false"/>
+                <w:bCs w:val="false"/>
+                <w:sz w:val="19"/>
+                <w:szCs w:val="19"/>
+              </w:rPr>
+              <w:t xml:space="preserve">With 1 colour there is no other channel or laser: the row is ignored.</w:t>
+            </w:r>
+          </w:p>
+        </w:tc>
+      </w:tr>
+      <w:tr>
+        <w:tc>
+          <w:tcPr>
+            <w:tcW w:type="dxa" w:w="3000"/>
+            <w:tcBorders>
+              <w:top w:val="single" w:color="C9CED6" w:sz="4"/>
+              <w:left w:val="single" w:color="C9CED6" w:sz="4"/>
+              <w:bottom w:val="single" w:color="C9CED6" w:sz="4"/>
+              <w:right w:val="single" w:color="C9CED6" w:sz="4"/>
+            </w:tcBorders>
+            <w:shd w:fill="F7F9FB" w:color="auto" w:val="clear"/>
+            <w:tcMar>
+              <w:top w:type="dxa" w:w="50"/>
+              <w:left w:type="dxa" w:w="100"/>
+              <w:bottom w:type="dxa" w:w="50"/>
+              <w:right w:type="dxa" w:w="100"/>
+            </w:tcMar>
+          </w:tcPr>
+          <w:p>
+            <w:r>
+              <w:rPr>
+                <w:rFonts w:ascii="Arial" w:cs="Arial" w:eastAsia="Arial" w:hAnsi="Arial"/>
+                <w:b w:val="false"/>
+                <w:bCs w:val="false"/>
+                <w:sz w:val="19"/>
+                <w:szCs w:val="19"/>
+              </w:rPr>
+              <w:t xml:space="preserve">⚠ value &gt; 1</w:t>
+            </w:r>
+          </w:p>
+        </w:tc>
+        <w:tc>
+          <w:tcPr>
+            <w:tcW w:type="dxa" w:w="6638"/>
+            <w:tcBorders>
+              <w:top w:val="single" w:color="C9CED6" w:sz="4"/>
+              <w:left w:val="single" w:color="C9CED6" w:sz="4"/>
+              <w:bottom w:val="single" w:color="C9CED6" w:sz="4"/>
+              <w:right w:val="single" w:color="C9CED6" w:sz="4"/>
+            </w:tcBorders>
+            <w:shd w:fill="F7F9FB" w:color="auto" w:val="clear"/>
+            <w:tcMar>
+              <w:top w:type="dxa" w:w="50"/>
+              <w:left w:type="dxa" w:w="100"/>
+              <w:bottom w:type="dxa" w:w="50"/>
+              <w:right w:type="dxa" w:w="100"/>
+            </w:tcMar>
+          </w:tcPr>
+          <w:p>
+            <w:r>
+              <w:rPr>
+                <w:rFonts w:ascii="Arial" w:cs="Arial" w:eastAsia="Arial" w:hAnsi="Arial"/>
+                <w:b w:val="false"/>
+                <w:bCs w:val="false"/>
+                <w:sz w:val="19"/>
+                <w:szCs w:val="19"/>
+              </w:rPr>
+              <w:t xml:space="preserve">Write fractions: 0.05 for 5 %.</w:t>
+            </w:r>
+          </w:p>
+        </w:tc>
+      </w:tr>
+      <w:tr>
+        <w:tc>
+          <w:tcPr>
+            <w:tcW w:type="dxa" w:w="3000"/>
+            <w:tcBorders>
+              <w:top w:val="single" w:color="C9CED6" w:sz="4"/>
+              <w:left w:val="single" w:color="C9CED6" w:sz="4"/>
+              <w:bottom w:val="single" w:color="C9CED6" w:sz="4"/>
+              <w:right w:val="single" w:color="C9CED6" w:sz="4"/>
+            </w:tcBorders>
+            <w:shd w:fill="FFFFFF" w:color="auto" w:val="clear"/>
+            <w:tcMar>
+              <w:top w:type="dxa" w:w="50"/>
+              <w:left w:type="dxa" w:w="100"/>
+              <w:bottom w:type="dxa" w:w="50"/>
+              <w:right w:type="dxa" w:w="100"/>
+            </w:tcMar>
+          </w:tcPr>
+          <w:p>
+            <w:r>
+              <w:rPr>
+                <w:rFonts w:ascii="Arial" w:cs="Arial" w:eastAsia="Arial" w:hAnsi="Arial"/>
+                <w:b w:val="false"/>
+                <w:bCs w:val="false"/>
+                <w:sz w:val="19"/>
+                <w:szCs w:val="19"/>
+              </w:rPr>
+              <w:t xml:space="preserve">⚠ switched on but all values are 0</w:t>
+            </w:r>
+          </w:p>
+        </w:tc>
+        <w:tc>
+          <w:tcPr>
+            <w:tcW w:type="dxa" w:w="6638"/>
+            <w:tcBorders>
+              <w:top w:val="single" w:color="C9CED6" w:sz="4"/>
+              <w:left w:val="single" w:color="C9CED6" w:sz="4"/>
+              <w:bottom w:val="single" w:color="C9CED6" w:sz="4"/>
+              <w:right w:val="single" w:color="C9CED6" w:sz="4"/>
+            </w:tcBorders>
+            <w:shd w:fill="FFFFFF" w:color="auto" w:val="clear"/>
+            <w:tcMar>
+              <w:top w:type="dxa" w:w="50"/>
+              <w:left w:type="dxa" w:w="100"/>
+              <w:bottom w:type="dxa" w:w="50"/>
+              <w:right w:type="dxa" w:w="100"/>
+            </w:tcMar>
+          </w:tcPr>
+          <w:p>
+            <w:r>
+              <w:rPr>
+                <w:rFonts w:ascii="Arial" w:cs="Arial" w:eastAsia="Arial" w:hAnsi="Arial"/>
+                <w:b w:val="false"/>
+                <w:bCs w:val="false"/>
+                <w:sz w:val="19"/>
+                <w:szCs w:val="19"/>
+              </w:rPr>
+              <w:t xml:space="preserve">Fill in the values or set the switch to No.</w:t>
+            </w:r>
+          </w:p>
+        </w:tc>
+      </w:tr>
+      <w:tr>
+        <w:tc>
+          <w:tcPr>
+            <w:tcW w:type="dxa" w:w="3000"/>
+            <w:tcBorders>
+              <w:top w:val="single" w:color="C9CED6" w:sz="4"/>
+              <w:left w:val="single" w:color="C9CED6" w:sz="4"/>
+              <w:bottom w:val="single" w:color="C9CED6" w:sz="4"/>
+              <w:right w:val="single" w:color="C9CED6" w:sz="4"/>
+            </w:tcBorders>
+            <w:shd w:fill="F7F9FB" w:color="auto" w:val="clear"/>
+            <w:tcMar>
+              <w:top w:type="dxa" w:w="50"/>
+              <w:left w:type="dxa" w:w="100"/>
+              <w:bottom w:type="dxa" w:w="50"/>
+              <w:right w:type="dxa" w:w="100"/>
+            </w:tcMar>
+          </w:tcPr>
+          <w:p>
+            <w:r>
+              <w:rPr>
+                <w:rFonts w:ascii="Arial" w:cs="Arial" w:eastAsia="Arial" w:hAnsi="Arial"/>
+                <w:b w:val="false"/>
+                <w:bCs w:val="false"/>
+                <w:sz w:val="19"/>
+                <w:szCs w:val="19"/>
+              </w:rPr>
+              <w:t xml:space="preserve">⚠ 1→3 and 2→3 ignored</w:t>
+            </w:r>
+          </w:p>
+        </w:tc>
+        <w:tc>
+          <w:tcPr>
+            <w:tcW w:type="dxa" w:w="6638"/>
+            <w:tcBorders>
+              <w:top w:val="single" w:color="C9CED6" w:sz="4"/>
+              <w:left w:val="single" w:color="C9CED6" w:sz="4"/>
+              <w:bottom w:val="single" w:color="C9CED6" w:sz="4"/>
+              <w:right w:val="single" w:color="C9CED6" w:sz="4"/>
+            </w:tcBorders>
+            <w:shd w:fill="F7F9FB" w:color="auto" w:val="clear"/>
+            <w:tcMar>
+              <w:top w:type="dxa" w:w="50"/>
+              <w:left w:type="dxa" w:w="100"/>
+              <w:bottom w:type="dxa" w:w="50"/>
+              <w:right w:type="dxa" w:w="100"/>
+            </w:tcMar>
+          </w:tcPr>
+          <w:p>
+            <w:r>
+              <w:rPr>
+                <w:rFonts w:ascii="Arial" w:cs="Arial" w:eastAsia="Arial" w:hAnsi="Arial"/>
+                <w:b w:val="false"/>
+                <w:bCs w:val="false"/>
+                <w:sz w:val="19"/>
+                <w:szCs w:val="19"/>
+              </w:rPr>
+              <w:t xml:space="preserve">Colours is 2, so only 1→2 is used.</w:t>
+            </w:r>
+          </w:p>
+        </w:tc>
+      </w:tr>
     </w:tbl>
     <w:p>
       <w:pPr>
@@ -8644,7 +11197,7 @@
           <w:sz w:val="21"/>
           <w:szCs w:val="21"/>
         </w:rPr>
-        <w:t xml:space="preserve">Crosstalk, detection efficiencies, bleaching, anisotropy, dynamic FRET rates and barrier/quenching maps are not columns of the planner (PAMsim uses its defaults: no crosstalk, detection efficiency 1, no bleaching, no anisotropy). For such simulations load the row into the editor, set these values in the tabs of PAMsim and press Start; Save setup... stores the complete setup as a JSON file.</w:t>
+        <w:t xml:space="preserve">Detection efficiencies, bleaching, anisotropy, dynamic FRET rates and barrier/quenching maps are not columns of the planner (PAMsim uses its defaults: detection efficiency 1, no bleaching, no anisotropy). The same holds for crosstalk or direct excitation that differ between species of one simulation, and for the reverse directions (e.g. dye 2 into channel 1). For such simulations load the row into the editor, set these values in the tabs of PAMsim and press Start; Save setup... stores the complete setup as a JSON file.</w:t>
       </w:r>
     </w:p>
     <w:p>
@@ -9085,6 +11638,68 @@
                 <w:szCs w:val="19"/>
               </w:rPr>
               <w:t xml:space="preserve">options combined: empty, 8 species, 150 rows</w:t>
+            </w:r>
+          </w:p>
+        </w:tc>
+      </w:tr>
+      <w:tr>
+        <w:tc>
+          <w:tcPr>
+            <w:tcW w:type="dxa" w:w="5400"/>
+            <w:tcBorders>
+              <w:top w:val="single" w:color="C9CED6" w:sz="4"/>
+              <w:left w:val="single" w:color="C9CED6" w:sz="4"/>
+              <w:bottom w:val="single" w:color="C9CED6" w:sz="4"/>
+              <w:right w:val="single" w:color="C9CED6" w:sz="4"/>
+            </w:tcBorders>
+            <w:shd w:fill="F7F9FB" w:color="auto" w:val="clear"/>
+            <w:tcMar>
+              <w:top w:type="dxa" w:w="50"/>
+              <w:left w:type="dxa" w:w="100"/>
+              <w:bottom w:type="dxa" w:w="50"/>
+              <w:right w:type="dxa" w:w="100"/>
+            </w:tcMar>
+          </w:tcPr>
+          <w:p>
+            <w:r>
+              <w:rPr>
+                <w:rFonts w:ascii="Consolas" w:cs="Consolas" w:eastAsia="Consolas" w:hAnsi="Consolas"/>
+                <w:b w:val="false"/>
+                <w:bCs w:val="false"/>
+                <w:sz w:val="19"/>
+                <w:szCs w:val="19"/>
+              </w:rPr>
+              <w:t xml:space="preserve">python make_planner.py --from old.xlsx -o new.xlsx</w:t>
+            </w:r>
+          </w:p>
+        </w:tc>
+        <w:tc>
+          <w:tcPr>
+            <w:tcW w:type="dxa" w:w="4238"/>
+            <w:tcBorders>
+              <w:top w:val="single" w:color="C9CED6" w:sz="4"/>
+              <w:left w:val="single" w:color="C9CED6" w:sz="4"/>
+              <w:bottom w:val="single" w:color="C9CED6" w:sz="4"/>
+              <w:right w:val="single" w:color="C9CED6" w:sz="4"/>
+            </w:tcBorders>
+            <w:shd w:fill="F7F9FB" w:color="auto" w:val="clear"/>
+            <w:tcMar>
+              <w:top w:type="dxa" w:w="50"/>
+              <w:left w:type="dxa" w:w="100"/>
+              <w:bottom w:type="dxa" w:w="50"/>
+              <w:right w:type="dxa" w:w="100"/>
+            </w:tcMar>
+          </w:tcPr>
+          <w:p>
+            <w:r>
+              <w:rPr>
+                <w:rFonts w:ascii="Arial" w:cs="Arial" w:eastAsia="Arial" w:hAnsi="Arial"/>
+                <w:b w:val="false"/>
+                <w:bCs w:val="false"/>
+                <w:sz w:val="19"/>
+                <w:szCs w:val="19"/>
+              </w:rPr>
+              <w:t xml:space="preserve">the newest layout with all your simulations copied from old.xlsx</w:t>
             </w:r>
           </w:p>
         </w:tc>
@@ -9488,6 +12103,68 @@
           </w:p>
         </w:tc>
       </w:tr>
+      <w:tr>
+        <w:tc>
+          <w:tcPr>
+            <w:tcW w:type="dxa" w:w="2400"/>
+            <w:tcBorders>
+              <w:top w:val="single" w:color="C9CED6" w:sz="4"/>
+              <w:left w:val="single" w:color="C9CED6" w:sz="4"/>
+              <w:bottom w:val="single" w:color="C9CED6" w:sz="4"/>
+              <w:right w:val="single" w:color="C9CED6" w:sz="4"/>
+            </w:tcBorders>
+            <w:shd w:fill="F7F9FB" w:color="auto" w:val="clear"/>
+            <w:tcMar>
+              <w:top w:type="dxa" w:w="50"/>
+              <w:left w:type="dxa" w:w="100"/>
+              <w:bottom w:type="dxa" w:w="50"/>
+              <w:right w:type="dxa" w:w="100"/>
+            </w:tcMar>
+          </w:tcPr>
+          <w:p>
+            <w:r>
+              <w:rPr>
+                <w:rFonts w:ascii="Consolas" w:cs="Consolas" w:eastAsia="Consolas" w:hAnsi="Consolas"/>
+                <w:b w:val="false"/>
+                <w:bCs w:val="false"/>
+                <w:sz w:val="19"/>
+                <w:szCs w:val="19"/>
+              </w:rPr>
+              <w:t xml:space="preserve">--from old.xlsx</w:t>
+            </w:r>
+          </w:p>
+        </w:tc>
+        <w:tc>
+          <w:tcPr>
+            <w:tcW w:type="dxa" w:w="7238"/>
+            <w:tcBorders>
+              <w:top w:val="single" w:color="C9CED6" w:sz="4"/>
+              <w:left w:val="single" w:color="C9CED6" w:sz="4"/>
+              <w:bottom w:val="single" w:color="C9CED6" w:sz="4"/>
+              <w:right w:val="single" w:color="C9CED6" w:sz="4"/>
+            </w:tcBorders>
+            <w:shd w:fill="F7F9FB" w:color="auto" w:val="clear"/>
+            <w:tcMar>
+              <w:top w:type="dxa" w:w="50"/>
+              <w:left w:type="dxa" w:w="100"/>
+              <w:bottom w:type="dxa" w:w="50"/>
+              <w:right w:type="dxa" w:w="100"/>
+            </w:tcMar>
+          </w:tcPr>
+          <w:p>
+            <w:r>
+              <w:rPr>
+                <w:rFonts w:ascii="Arial" w:cs="Arial" w:eastAsia="Arial" w:hAnsi="Arial"/>
+                <w:b w:val="false"/>
+                <w:bCs w:val="false"/>
+                <w:sz w:val="19"/>
+                <w:szCs w:val="19"/>
+              </w:rPr>
+              <w:t xml:space="preserve">Copy every input cell of an existing planner (simulations, species, crosstalk sheet) into the new file, matched by column name, instead of the example rows. Use it to bring a filled-in planner to the newest layout, e.g. to get the crosstalk sheet. The old file is not changed.</w:t>
+            </w:r>
+          </w:p>
+        </w:tc>
+      </w:tr>
     </w:tbl>
     <w:p>
       <w:pPr>
@@ -9935,6 +12612,68 @@
                 <w:sz w:val="19"/>
                 <w:szCs w:val="19"/>
               </w:rPr>
+              <w:t xml:space="preserve">Crosstalk / direct excitation not simulated</w:t>
+            </w:r>
+          </w:p>
+        </w:tc>
+        <w:tc>
+          <w:tcPr>
+            <w:tcW w:type="dxa" w:w="6038"/>
+            <w:tcBorders>
+              <w:top w:val="single" w:color="C9CED6" w:sz="4"/>
+              <w:left w:val="single" w:color="C9CED6" w:sz="4"/>
+              <w:bottom w:val="single" w:color="C9CED6" w:sz="4"/>
+              <w:right w:val="single" w:color="C9CED6" w:sz="4"/>
+            </w:tcBorders>
+            <w:shd w:fill="F7F9FB" w:color="auto" w:val="clear"/>
+            <w:tcMar>
+              <w:top w:type="dxa" w:w="50"/>
+              <w:left w:type="dxa" w:w="100"/>
+              <w:bottom w:type="dxa" w:w="50"/>
+              <w:right w:type="dxa" w:w="100"/>
+            </w:tcMar>
+          </w:tcPr>
+          <w:p>
+            <w:r>
+              <w:rPr>
+                <w:rFonts w:ascii="Arial" w:cs="Arial" w:eastAsia="Arial" w:hAnsi="Arial"/>
+                <w:b w:val="false"/>
+                <w:bCs w:val="false"/>
+                <w:sz w:val="19"/>
+                <w:szCs w:val="19"/>
+              </w:rPr>
+              <w:t xml:space="preserve">On the sheet Crosstalk &amp; direct exc the switch must be Yes, the Sim ID must match the Simulations sheet, and Colours must be at least 2. The info file (&lt;name&gt;_1_info.txt) says what was simulated.</w:t>
+            </w:r>
+          </w:p>
+        </w:tc>
+      </w:tr>
+      <w:tr>
+        <w:tc>
+          <w:tcPr>
+            <w:tcW w:type="dxa" w:w="3600"/>
+            <w:tcBorders>
+              <w:top w:val="single" w:color="C9CED6" w:sz="4"/>
+              <w:left w:val="single" w:color="C9CED6" w:sz="4"/>
+              <w:bottom w:val="single" w:color="C9CED6" w:sz="4"/>
+              <w:right w:val="single" w:color="C9CED6" w:sz="4"/>
+            </w:tcBorders>
+            <w:shd w:fill="FFFFFF" w:color="auto" w:val="clear"/>
+            <w:tcMar>
+              <w:top w:type="dxa" w:w="50"/>
+              <w:left w:type="dxa" w:w="100"/>
+              <w:bottom w:type="dxa" w:w="50"/>
+              <w:right w:type="dxa" w:w="100"/>
+            </w:tcMar>
+          </w:tcPr>
+          <w:p>
+            <w:r>
+              <w:rPr>
+                <w:rFonts w:ascii="Arial" w:cs="Arial" w:eastAsia="Arial" w:hAnsi="Arial"/>
+                <w:b w:val="false"/>
+                <w:bCs w:val="false"/>
+                <w:sz w:val="19"/>
+                <w:szCs w:val="19"/>
+              </w:rPr>
               <w:t xml:space="preserve">#DIV/0! in the planner</w:t>
             </w:r>
           </w:p>
@@ -9948,7 +12687,7 @@
               <w:bottom w:val="single" w:color="C9CED6" w:sz="4"/>
               <w:right w:val="single" w:color="C9CED6" w:sz="4"/>
             </w:tcBorders>
-            <w:shd w:fill="F7F9FB" w:color="auto" w:val="clear"/>
+            <w:shd w:fill="FFFFFF" w:color="auto" w:val="clear"/>
             <w:tcMar>
               <w:top w:type="dxa" w:w="50"/>
               <w:left w:type="dxa" w:w="100"/>
@@ -10213,6 +12952,18 @@
       </w:pPr>
     </w:lvl>
   </w:abstractNum>
+  <w:abstractNum w:abstractNumId="5" w15:restartNumberingAfterBreak="0">
+    <w:multiLevelType w:val="hybridMultilevel"/>
+    <w:lvl w:ilvl="0" w15:tentative="1">
+      <w:start w:val="1"/>
+      <w:numFmt w:val="decimal"/>
+      <w:lvlText w:val="%1."/>
+      <w:lvlJc w:val="left"/>
+      <w:pPr>
+        <w:ind w:left="540" w:hanging="300"/>
+      </w:pPr>
+    </w:lvl>
+  </w:abstractNum>
   <w:num w:numId="1">
     <w:abstractNumId w:val="1"/>
     <w:lvlOverride w:ilvl="0">
@@ -10232,6 +12983,12 @@
     </w:lvlOverride>
   </w:num>
   <w:num w:numId="4">
+    <w:abstractNumId w:val="5"/>
+    <w:lvlOverride w:ilvl="0">
+      <w:startOverride w:val="1"/>
+    </w:lvlOverride>
+  </w:num>
+  <w:num w:numId="5">
     <w:abstractNumId w:val="4"/>
     <w:lvlOverride w:ilvl="0">
       <w:startOverride w:val="1"/>
